--- a/Word Tables/Table4_Repair_Rates_by_Year.docx
+++ b/Word Tables/Table4_Repair_Rates_by_Year.docx
@@ -259,6 +259,78 @@
                 <w:rFonts w:ascii="Calibri" w:hAnsi="Calibri"/>
                 <w:sz w:val="20"/>
               </w:rPr>
+              <w:t xml:space="default">40</w:t>
+            </w:r>
+          </w:p>
+        </w:tc>
+        <w:tc>
+          <w:tcPr>
+            <w:tcBorders>
+              <w:top w:val="single" w:space="0" w:color="D3D3D3"/>
+              <w:bottom w:val="single" w:space="0" w:color="D3D3D3"/>
+              <w:start w:val="single" w:space="0" w:color="D3D3D3"/>
+              <w:end w:val="single" w:space="0" w:color="D3D3D3"/>
+            </w:tcBorders>
+          </w:tcPr>
+          <w:p>
+            <w:pPr>
+              <w:spacing w:before="0" w:after="60"/>
+              <w:keepNext/>
+              <w:jc w:val="end"/>
+            </w:pPr>
+            <w:r>
+              <w:rPr>
+                <w:rFonts w:ascii="Calibri" w:hAnsi="Calibri"/>
+                <w:sz w:val="20"/>
+              </w:rPr>
+              <w:t xml:space="default">53</w:t>
+            </w:r>
+          </w:p>
+        </w:tc>
+        <w:tc>
+          <w:tcPr>
+            <w:tcBorders>
+              <w:top w:val="single" w:space="0" w:color="D3D3D3"/>
+              <w:bottom w:val="single" w:space="0" w:color="D3D3D3"/>
+              <w:start w:val="single" w:space="0" w:color="D3D3D3"/>
+              <w:end w:val="single" w:space="0" w:color="D3D3D3"/>
+            </w:tcBorders>
+          </w:tcPr>
+          <w:p>
+            <w:pPr>
+              <w:spacing w:before="0" w:after="60"/>
+              <w:keepNext/>
+              <w:jc w:val="end"/>
+            </w:pPr>
+            <w:r>
+              <w:rPr>
+                <w:rFonts w:ascii="Calibri" w:hAnsi="Calibri"/>
+                <w:sz w:val="20"/>
+              </w:rPr>
+              <w:t xml:space="default">29</w:t>
+            </w:r>
+          </w:p>
+        </w:tc>
+        <w:tc>
+          <w:tcPr>
+            <w:tcBorders>
+              <w:top w:val="single" w:space="0" w:color="D3D3D3"/>
+              <w:bottom w:val="single" w:space="0" w:color="D3D3D3"/>
+              <w:start w:val="single" w:space="0" w:color="D3D3D3"/>
+              <w:end w:val="single" w:space="0" w:color="D3D3D3"/>
+            </w:tcBorders>
+          </w:tcPr>
+          <w:p>
+            <w:pPr>
+              <w:spacing w:before="0" w:after="60"/>
+              <w:keepNext/>
+              <w:jc w:val="end"/>
+            </w:pPr>
+            <w:r>
+              <w:rPr>
+                <w:rFonts w:ascii="Calibri" w:hAnsi="Calibri"/>
+                <w:sz w:val="20"/>
+              </w:rPr>
               <w:t xml:space="default">39</w:t>
             </w:r>
           </w:p>
@@ -283,79 +355,7 @@
                 <w:rFonts w:ascii="Calibri" w:hAnsi="Calibri"/>
                 <w:sz w:val="20"/>
               </w:rPr>
-              <w:t xml:space="default">52</w:t>
-            </w:r>
-          </w:p>
-        </w:tc>
-        <w:tc>
-          <w:tcPr>
-            <w:tcBorders>
-              <w:top w:val="single" w:space="0" w:color="D3D3D3"/>
-              <w:bottom w:val="single" w:space="0" w:color="D3D3D3"/>
-              <w:start w:val="single" w:space="0" w:color="D3D3D3"/>
-              <w:end w:val="single" w:space="0" w:color="D3D3D3"/>
-            </w:tcBorders>
-          </w:tcPr>
-          <w:p>
-            <w:pPr>
-              <w:spacing w:before="0" w:after="60"/>
-              <w:keepNext/>
-              <w:jc w:val="end"/>
-            </w:pPr>
-            <w:r>
-              <w:rPr>
-                <w:rFonts w:ascii="Calibri" w:hAnsi="Calibri"/>
-                <w:sz w:val="20"/>
-              </w:rPr>
-              <w:t xml:space="default">27</w:t>
-            </w:r>
-          </w:p>
-        </w:tc>
-        <w:tc>
-          <w:tcPr>
-            <w:tcBorders>
-              <w:top w:val="single" w:space="0" w:color="D3D3D3"/>
-              <w:bottom w:val="single" w:space="0" w:color="D3D3D3"/>
-              <w:start w:val="single" w:space="0" w:color="D3D3D3"/>
-              <w:end w:val="single" w:space="0" w:color="D3D3D3"/>
-            </w:tcBorders>
-          </w:tcPr>
-          <w:p>
-            <w:pPr>
-              <w:spacing w:before="0" w:after="60"/>
-              <w:keepNext/>
-              <w:jc w:val="end"/>
-            </w:pPr>
-            <w:r>
-              <w:rPr>
-                <w:rFonts w:ascii="Calibri" w:hAnsi="Calibri"/>
-                <w:sz w:val="20"/>
-              </w:rPr>
-              <w:t xml:space="default">36</w:t>
-            </w:r>
-          </w:p>
-        </w:tc>
-        <w:tc>
-          <w:tcPr>
-            <w:tcBorders>
-              <w:top w:val="single" w:space="0" w:color="D3D3D3"/>
-              <w:bottom w:val="single" w:space="0" w:color="D3D3D3"/>
-              <w:start w:val="single" w:space="0" w:color="D3D3D3"/>
-              <w:end w:val="single" w:space="0" w:color="D3D3D3"/>
-            </w:tcBorders>
-          </w:tcPr>
-          <w:p>
-            <w:pPr>
-              <w:spacing w:before="0" w:after="60"/>
-              <w:keepNext/>
-              <w:jc w:val="end"/>
-            </w:pPr>
-            <w:r>
-              <w:rPr>
-                <w:rFonts w:ascii="Calibri" w:hAnsi="Calibri"/>
-                <w:sz w:val="20"/>
-              </w:rPr>
-              <w:t xml:space="default">69.4</w:t>
+              <w:t xml:space="default">73.0</w:t>
             </w:r>
           </w:p>
         </w:tc>
@@ -408,103 +408,103 @@
                 <w:rFonts w:ascii="Calibri" w:hAnsi="Calibri"/>
                 <w:sz w:val="20"/>
               </w:rPr>
-              <w:t xml:space="default">61</w:t>
-            </w:r>
-          </w:p>
-        </w:tc>
-        <w:tc>
-          <w:tcPr>
-            <w:tcBorders>
-              <w:top w:val="single" w:space="0" w:color="D3D3D3"/>
-              <w:bottom w:val="single" w:space="0" w:color="D3D3D3"/>
-              <w:start w:val="single" w:space="0" w:color="D3D3D3"/>
-              <w:end w:val="single" w:space="0" w:color="D3D3D3"/>
-            </w:tcBorders>
-          </w:tcPr>
-          <w:p>
-            <w:pPr>
-              <w:spacing w:before="0" w:after="60"/>
-              <w:keepNext/>
-              <w:jc w:val="end"/>
-            </w:pPr>
-            <w:r>
-              <w:rPr>
-                <w:rFonts w:ascii="Calibri" w:hAnsi="Calibri"/>
-                <w:sz w:val="20"/>
-              </w:rPr>
-              <w:t xml:space="default">82</w:t>
-            </w:r>
-          </w:p>
-        </w:tc>
-        <w:tc>
-          <w:tcPr>
-            <w:tcBorders>
-              <w:top w:val="single" w:space="0" w:color="D3D3D3"/>
-              <w:bottom w:val="single" w:space="0" w:color="D3D3D3"/>
-              <w:start w:val="single" w:space="0" w:color="D3D3D3"/>
-              <w:end w:val="single" w:space="0" w:color="D3D3D3"/>
-            </w:tcBorders>
-          </w:tcPr>
-          <w:p>
-            <w:pPr>
-              <w:spacing w:before="0" w:after="60"/>
-              <w:keepNext/>
-              <w:jc w:val="end"/>
-            </w:pPr>
-            <w:r>
-              <w:rPr>
-                <w:rFonts w:ascii="Calibri" w:hAnsi="Calibri"/>
-                <w:sz w:val="20"/>
-              </w:rPr>
-              <w:t xml:space="default">40</w:t>
-            </w:r>
-          </w:p>
-        </w:tc>
-        <w:tc>
-          <w:tcPr>
-            <w:tcBorders>
-              <w:top w:val="single" w:space="0" w:color="D3D3D3"/>
-              <w:bottom w:val="single" w:space="0" w:color="D3D3D3"/>
-              <w:start w:val="single" w:space="0" w:color="D3D3D3"/>
-              <w:end w:val="single" w:space="0" w:color="D3D3D3"/>
-            </w:tcBorders>
-          </w:tcPr>
-          <w:p>
-            <w:pPr>
-              <w:spacing w:before="0" w:after="60"/>
-              <w:keepNext/>
-              <w:jc w:val="end"/>
-            </w:pPr>
-            <w:r>
-              <w:rPr>
-                <w:rFonts w:ascii="Calibri" w:hAnsi="Calibri"/>
-                <w:sz w:val="20"/>
-              </w:rPr>
-              <w:t xml:space="default">53</w:t>
-            </w:r>
-          </w:p>
-        </w:tc>
-        <w:tc>
-          <w:tcPr>
-            <w:tcBorders>
-              <w:top w:val="single" w:space="0" w:color="D3D3D3"/>
-              <w:bottom w:val="single" w:space="0" w:color="D3D3D3"/>
-              <w:start w:val="single" w:space="0" w:color="D3D3D3"/>
-              <w:end w:val="single" w:space="0" w:color="D3D3D3"/>
-            </w:tcBorders>
-          </w:tcPr>
-          <w:p>
-            <w:pPr>
-              <w:spacing w:before="0" w:after="60"/>
-              <w:keepNext/>
-              <w:jc w:val="end"/>
-            </w:pPr>
-            <w:r>
-              <w:rPr>
-                <w:rFonts w:ascii="Calibri" w:hAnsi="Calibri"/>
-                <w:sz w:val="20"/>
-              </w:rPr>
-              <w:t xml:space="default">64.6</w:t>
+              <w:t xml:space="default">62</w:t>
+            </w:r>
+          </w:p>
+        </w:tc>
+        <w:tc>
+          <w:tcPr>
+            <w:tcBorders>
+              <w:top w:val="single" w:space="0" w:color="D3D3D3"/>
+              <w:bottom w:val="single" w:space="0" w:color="D3D3D3"/>
+              <w:start w:val="single" w:space="0" w:color="D3D3D3"/>
+              <w:end w:val="single" w:space="0" w:color="D3D3D3"/>
+            </w:tcBorders>
+          </w:tcPr>
+          <w:p>
+            <w:pPr>
+              <w:spacing w:before="0" w:after="60"/>
+              <w:keepNext/>
+              <w:jc w:val="end"/>
+            </w:pPr>
+            <w:r>
+              <w:rPr>
+                <w:rFonts w:ascii="Calibri" w:hAnsi="Calibri"/>
+                <w:sz w:val="20"/>
+              </w:rPr>
+              <w:t xml:space="default">83</w:t>
+            </w:r>
+          </w:p>
+        </w:tc>
+        <w:tc>
+          <w:tcPr>
+            <w:tcBorders>
+              <w:top w:val="single" w:space="0" w:color="D3D3D3"/>
+              <w:bottom w:val="single" w:space="0" w:color="D3D3D3"/>
+              <w:start w:val="single" w:space="0" w:color="D3D3D3"/>
+              <w:end w:val="single" w:space="0" w:color="D3D3D3"/>
+            </w:tcBorders>
+          </w:tcPr>
+          <w:p>
+            <w:pPr>
+              <w:spacing w:before="0" w:after="60"/>
+              <w:keepNext/>
+              <w:jc w:val="end"/>
+            </w:pPr>
+            <w:r>
+              <w:rPr>
+                <w:rFonts w:ascii="Calibri" w:hAnsi="Calibri"/>
+                <w:sz w:val="20"/>
+              </w:rPr>
+              <w:t xml:space="default">41</w:t>
+            </w:r>
+          </w:p>
+        </w:tc>
+        <w:tc>
+          <w:tcPr>
+            <w:tcBorders>
+              <w:top w:val="single" w:space="0" w:color="D3D3D3"/>
+              <w:bottom w:val="single" w:space="0" w:color="D3D3D3"/>
+              <w:start w:val="single" w:space="0" w:color="D3D3D3"/>
+              <w:end w:val="single" w:space="0" w:color="D3D3D3"/>
+            </w:tcBorders>
+          </w:tcPr>
+          <w:p>
+            <w:pPr>
+              <w:spacing w:before="0" w:after="60"/>
+              <w:keepNext/>
+              <w:jc w:val="end"/>
+            </w:pPr>
+            <w:r>
+              <w:rPr>
+                <w:rFonts w:ascii="Calibri" w:hAnsi="Calibri"/>
+                <w:sz w:val="20"/>
+              </w:rPr>
+              <w:t xml:space="default">54</w:t>
+            </w:r>
+          </w:p>
+        </w:tc>
+        <w:tc>
+          <w:tcPr>
+            <w:tcBorders>
+              <w:top w:val="single" w:space="0" w:color="D3D3D3"/>
+              <w:bottom w:val="single" w:space="0" w:color="D3D3D3"/>
+              <w:start w:val="single" w:space="0" w:color="D3D3D3"/>
+              <w:end w:val="single" w:space="0" w:color="D3D3D3"/>
+            </w:tcBorders>
+          </w:tcPr>
+          <w:p>
+            <w:pPr>
+              <w:spacing w:before="0" w:after="60"/>
+              <w:keepNext/>
+              <w:jc w:val="end"/>
+            </w:pPr>
+            <w:r>
+              <w:rPr>
+                <w:rFonts w:ascii="Calibri" w:hAnsi="Calibri"/>
+                <w:sz w:val="20"/>
+              </w:rPr>
+              <w:t xml:space="default">65.1</w:t>
             </w:r>
           </w:p>
         </w:tc>
@@ -557,103 +557,103 @@
                 <w:rFonts w:ascii="Calibri" w:hAnsi="Calibri"/>
                 <w:sz w:val="20"/>
               </w:rPr>
-              <w:t xml:space="default">56</w:t>
-            </w:r>
-          </w:p>
-        </w:tc>
-        <w:tc>
-          <w:tcPr>
-            <w:tcBorders>
-              <w:top w:val="single" w:space="0" w:color="D3D3D3"/>
-              <w:bottom w:val="single" w:space="0" w:color="D3D3D3"/>
-              <w:start w:val="single" w:space="0" w:color="D3D3D3"/>
-              <w:end w:val="single" w:space="0" w:color="D3D3D3"/>
-            </w:tcBorders>
-          </w:tcPr>
-          <w:p>
-            <w:pPr>
-              <w:spacing w:before="0" w:after="60"/>
-              <w:keepNext/>
-              <w:jc w:val="end"/>
-            </w:pPr>
-            <w:r>
-              <w:rPr>
-                <w:rFonts w:ascii="Calibri" w:hAnsi="Calibri"/>
-                <w:sz w:val="20"/>
-              </w:rPr>
-              <w:t xml:space="default">72</w:t>
-            </w:r>
-          </w:p>
-        </w:tc>
-        <w:tc>
-          <w:tcPr>
-            <w:tcBorders>
-              <w:top w:val="single" w:space="0" w:color="D3D3D3"/>
-              <w:bottom w:val="single" w:space="0" w:color="D3D3D3"/>
-              <w:start w:val="single" w:space="0" w:color="D3D3D3"/>
-              <w:end w:val="single" w:space="0" w:color="D3D3D3"/>
-            </w:tcBorders>
-          </w:tcPr>
-          <w:p>
-            <w:pPr>
-              <w:spacing w:before="0" w:after="60"/>
-              <w:keepNext/>
-              <w:jc w:val="end"/>
-            </w:pPr>
-            <w:r>
-              <w:rPr>
-                <w:rFonts w:ascii="Calibri" w:hAnsi="Calibri"/>
-                <w:sz w:val="20"/>
-              </w:rPr>
-              <w:t xml:space="default">32</w:t>
-            </w:r>
-          </w:p>
-        </w:tc>
-        <w:tc>
-          <w:tcPr>
-            <w:tcBorders>
-              <w:top w:val="single" w:space="0" w:color="D3D3D3"/>
-              <w:bottom w:val="single" w:space="0" w:color="D3D3D3"/>
-              <w:start w:val="single" w:space="0" w:color="D3D3D3"/>
-              <w:end w:val="single" w:space="0" w:color="D3D3D3"/>
-            </w:tcBorders>
-          </w:tcPr>
-          <w:p>
-            <w:pPr>
-              <w:spacing w:before="0" w:after="60"/>
-              <w:keepNext/>
-              <w:jc w:val="end"/>
-            </w:pPr>
-            <w:r>
-              <w:rPr>
-                <w:rFonts w:ascii="Calibri" w:hAnsi="Calibri"/>
-                <w:sz w:val="20"/>
-              </w:rPr>
-              <w:t xml:space="default">41</w:t>
-            </w:r>
-          </w:p>
-        </w:tc>
-        <w:tc>
-          <w:tcPr>
-            <w:tcBorders>
-              <w:top w:val="single" w:space="0" w:color="D3D3D3"/>
-              <w:bottom w:val="single" w:space="0" w:color="D3D3D3"/>
-              <w:start w:val="single" w:space="0" w:color="D3D3D3"/>
-              <w:end w:val="single" w:space="0" w:color="D3D3D3"/>
-            </w:tcBorders>
-          </w:tcPr>
-          <w:p>
-            <w:pPr>
-              <w:spacing w:before="0" w:after="60"/>
-              <w:keepNext/>
-              <w:jc w:val="end"/>
-            </w:pPr>
-            <w:r>
-              <w:rPr>
-                <w:rFonts w:ascii="Calibri" w:hAnsi="Calibri"/>
-                <w:sz w:val="20"/>
-              </w:rPr>
-              <w:t xml:space="default">57.2</w:t>
+              <w:t xml:space="default">57</w:t>
+            </w:r>
+          </w:p>
+        </w:tc>
+        <w:tc>
+          <w:tcPr>
+            <w:tcBorders>
+              <w:top w:val="single" w:space="0" w:color="D3D3D3"/>
+              <w:bottom w:val="single" w:space="0" w:color="D3D3D3"/>
+              <w:start w:val="single" w:space="0" w:color="D3D3D3"/>
+              <w:end w:val="single" w:space="0" w:color="D3D3D3"/>
+            </w:tcBorders>
+          </w:tcPr>
+          <w:p>
+            <w:pPr>
+              <w:spacing w:before="0" w:after="60"/>
+              <w:keepNext/>
+              <w:jc w:val="end"/>
+            </w:pPr>
+            <w:r>
+              <w:rPr>
+                <w:rFonts w:ascii="Calibri" w:hAnsi="Calibri"/>
+                <w:sz w:val="20"/>
+              </w:rPr>
+              <w:t xml:space="default">73</w:t>
+            </w:r>
+          </w:p>
+        </w:tc>
+        <w:tc>
+          <w:tcPr>
+            <w:tcBorders>
+              <w:top w:val="single" w:space="0" w:color="D3D3D3"/>
+              <w:bottom w:val="single" w:space="0" w:color="D3D3D3"/>
+              <w:start w:val="single" w:space="0" w:color="D3D3D3"/>
+              <w:end w:val="single" w:space="0" w:color="D3D3D3"/>
+            </w:tcBorders>
+          </w:tcPr>
+          <w:p>
+            <w:pPr>
+              <w:spacing w:before="0" w:after="60"/>
+              <w:keepNext/>
+              <w:jc w:val="end"/>
+            </w:pPr>
+            <w:r>
+              <w:rPr>
+                <w:rFonts w:ascii="Calibri" w:hAnsi="Calibri"/>
+                <w:sz w:val="20"/>
+              </w:rPr>
+              <w:t xml:space="default">34</w:t>
+            </w:r>
+          </w:p>
+        </w:tc>
+        <w:tc>
+          <w:tcPr>
+            <w:tcBorders>
+              <w:top w:val="single" w:space="0" w:color="D3D3D3"/>
+              <w:bottom w:val="single" w:space="0" w:color="D3D3D3"/>
+              <w:start w:val="single" w:space="0" w:color="D3D3D3"/>
+              <w:end w:val="single" w:space="0" w:color="D3D3D3"/>
+            </w:tcBorders>
+          </w:tcPr>
+          <w:p>
+            <w:pPr>
+              <w:spacing w:before="0" w:after="60"/>
+              <w:keepNext/>
+              <w:jc w:val="end"/>
+            </w:pPr>
+            <w:r>
+              <w:rPr>
+                <w:rFonts w:ascii="Calibri" w:hAnsi="Calibri"/>
+                <w:sz w:val="20"/>
+              </w:rPr>
+              <w:t xml:space="default">44</w:t>
+            </w:r>
+          </w:p>
+        </w:tc>
+        <w:tc>
+          <w:tcPr>
+            <w:tcBorders>
+              <w:top w:val="single" w:space="0" w:color="D3D3D3"/>
+              <w:bottom w:val="single" w:space="0" w:color="D3D3D3"/>
+              <w:start w:val="single" w:space="0" w:color="D3D3D3"/>
+              <w:end w:val="single" w:space="0" w:color="D3D3D3"/>
+            </w:tcBorders>
+          </w:tcPr>
+          <w:p>
+            <w:pPr>
+              <w:spacing w:before="0" w:after="60"/>
+              <w:keepNext/>
+              <w:jc w:val="end"/>
+            </w:pPr>
+            <w:r>
+              <w:rPr>
+                <w:rFonts w:ascii="Calibri" w:hAnsi="Calibri"/>
+                <w:sz w:val="20"/>
+              </w:rPr>
+              <w:t xml:space="default">60.0</w:t>
             </w:r>
           </w:p>
         </w:tc>
@@ -706,103 +706,103 @@
                 <w:rFonts w:ascii="Calibri" w:hAnsi="Calibri"/>
                 <w:sz w:val="20"/>
               </w:rPr>
-              <w:t xml:space="default">105</w:t>
-            </w:r>
-          </w:p>
-        </w:tc>
-        <w:tc>
-          <w:tcPr>
-            <w:tcBorders>
-              <w:top w:val="single" w:space="0" w:color="D3D3D3"/>
-              <w:bottom w:val="single" w:space="0" w:color="D3D3D3"/>
-              <w:start w:val="single" w:space="0" w:color="D3D3D3"/>
-              <w:end w:val="single" w:space="0" w:color="D3D3D3"/>
-            </w:tcBorders>
-          </w:tcPr>
-          <w:p>
-            <w:pPr>
-              <w:spacing w:before="0" w:after="60"/>
-              <w:keepNext/>
-              <w:jc w:val="end"/>
-            </w:pPr>
-            <w:r>
-              <w:rPr>
-                <w:rFonts w:ascii="Calibri" w:hAnsi="Calibri"/>
-                <w:sz w:val="20"/>
-              </w:rPr>
-              <w:t xml:space="default">136</w:t>
-            </w:r>
-          </w:p>
-        </w:tc>
-        <w:tc>
-          <w:tcPr>
-            <w:tcBorders>
-              <w:top w:val="single" w:space="0" w:color="D3D3D3"/>
-              <w:bottom w:val="single" w:space="0" w:color="D3D3D3"/>
-              <w:start w:val="single" w:space="0" w:color="D3D3D3"/>
-              <w:end w:val="single" w:space="0" w:color="D3D3D3"/>
-            </w:tcBorders>
-          </w:tcPr>
-          <w:p>
-            <w:pPr>
-              <w:spacing w:before="0" w:after="60"/>
-              <w:keepNext/>
-              <w:jc w:val="end"/>
-            </w:pPr>
-            <w:r>
-              <w:rPr>
-                <w:rFonts w:ascii="Calibri" w:hAnsi="Calibri"/>
-                <w:sz w:val="20"/>
-              </w:rPr>
-              <w:t xml:space="default">47</w:t>
-            </w:r>
-          </w:p>
-        </w:tc>
-        <w:tc>
-          <w:tcPr>
-            <w:tcBorders>
-              <w:top w:val="single" w:space="0" w:color="D3D3D3"/>
-              <w:bottom w:val="single" w:space="0" w:color="D3D3D3"/>
-              <w:start w:val="single" w:space="0" w:color="D3D3D3"/>
-              <w:end w:val="single" w:space="0" w:color="D3D3D3"/>
-            </w:tcBorders>
-          </w:tcPr>
-          <w:p>
-            <w:pPr>
-              <w:spacing w:before="0" w:after="60"/>
-              <w:keepNext/>
-              <w:jc w:val="end"/>
-            </w:pPr>
-            <w:r>
-              <w:rPr>
-                <w:rFonts w:ascii="Calibri" w:hAnsi="Calibri"/>
-                <w:sz w:val="20"/>
-              </w:rPr>
-              <w:t xml:space="default">62</w:t>
-            </w:r>
-          </w:p>
-        </w:tc>
-        <w:tc>
-          <w:tcPr>
-            <w:tcBorders>
-              <w:top w:val="single" w:space="0" w:color="D3D3D3"/>
-              <w:bottom w:val="single" w:space="0" w:color="D3D3D3"/>
-              <w:start w:val="single" w:space="0" w:color="D3D3D3"/>
-              <w:end w:val="single" w:space="0" w:color="D3D3D3"/>
-            </w:tcBorders>
-          </w:tcPr>
-          <w:p>
-            <w:pPr>
-              <w:spacing w:before="0" w:after="60"/>
-              <w:keepNext/>
-              <w:jc w:val="end"/>
-            </w:pPr>
-            <w:r>
-              <w:rPr>
-                <w:rFonts w:ascii="Calibri" w:hAnsi="Calibri"/>
-                <w:sz w:val="20"/>
-              </w:rPr>
-              <w:t xml:space="default">45.3</w:t>
+              <w:t xml:space="default">109</w:t>
+            </w:r>
+          </w:p>
+        </w:tc>
+        <w:tc>
+          <w:tcPr>
+            <w:tcBorders>
+              <w:top w:val="single" w:space="0" w:color="D3D3D3"/>
+              <w:bottom w:val="single" w:space="0" w:color="D3D3D3"/>
+              <w:start w:val="single" w:space="0" w:color="D3D3D3"/>
+              <w:end w:val="single" w:space="0" w:color="D3D3D3"/>
+            </w:tcBorders>
+          </w:tcPr>
+          <w:p>
+            <w:pPr>
+              <w:spacing w:before="0" w:after="60"/>
+              <w:keepNext/>
+              <w:jc w:val="end"/>
+            </w:pPr>
+            <w:r>
+              <w:rPr>
+                <w:rFonts w:ascii="Calibri" w:hAnsi="Calibri"/>
+                <w:sz w:val="20"/>
+              </w:rPr>
+              <w:t xml:space="default">142</w:t>
+            </w:r>
+          </w:p>
+        </w:tc>
+        <w:tc>
+          <w:tcPr>
+            <w:tcBorders>
+              <w:top w:val="single" w:space="0" w:color="D3D3D3"/>
+              <w:bottom w:val="single" w:space="0" w:color="D3D3D3"/>
+              <w:start w:val="single" w:space="0" w:color="D3D3D3"/>
+              <w:end w:val="single" w:space="0" w:color="D3D3D3"/>
+            </w:tcBorders>
+          </w:tcPr>
+          <w:p>
+            <w:pPr>
+              <w:spacing w:before="0" w:after="60"/>
+              <w:keepNext/>
+              <w:jc w:val="end"/>
+            </w:pPr>
+            <w:r>
+              <w:rPr>
+                <w:rFonts w:ascii="Calibri" w:hAnsi="Calibri"/>
+                <w:sz w:val="20"/>
+              </w:rPr>
+              <w:t xml:space="default">52</w:t>
+            </w:r>
+          </w:p>
+        </w:tc>
+        <w:tc>
+          <w:tcPr>
+            <w:tcBorders>
+              <w:top w:val="single" w:space="0" w:color="D3D3D3"/>
+              <w:bottom w:val="single" w:space="0" w:color="D3D3D3"/>
+              <w:start w:val="single" w:space="0" w:color="D3D3D3"/>
+              <w:end w:val="single" w:space="0" w:color="D3D3D3"/>
+            </w:tcBorders>
+          </w:tcPr>
+          <w:p>
+            <w:pPr>
+              <w:spacing w:before="0" w:after="60"/>
+              <w:keepNext/>
+              <w:jc w:val="end"/>
+            </w:pPr>
+            <w:r>
+              <w:rPr>
+                <w:rFonts w:ascii="Calibri" w:hAnsi="Calibri"/>
+                <w:sz w:val="20"/>
+              </w:rPr>
+              <w:t xml:space="default">69</w:t>
+            </w:r>
+          </w:p>
+        </w:tc>
+        <w:tc>
+          <w:tcPr>
+            <w:tcBorders>
+              <w:top w:val="single" w:space="0" w:color="D3D3D3"/>
+              <w:bottom w:val="single" w:space="0" w:color="D3D3D3"/>
+              <w:start w:val="single" w:space="0" w:color="D3D3D3"/>
+              <w:end w:val="single" w:space="0" w:color="D3D3D3"/>
+            </w:tcBorders>
+          </w:tcPr>
+          <w:p>
+            <w:pPr>
+              <w:spacing w:before="0" w:after="60"/>
+              <w:keepNext/>
+              <w:jc w:val="end"/>
+            </w:pPr>
+            <w:r>
+              <w:rPr>
+                <w:rFonts w:ascii="Calibri" w:hAnsi="Calibri"/>
+                <w:sz w:val="20"/>
+              </w:rPr>
+              <w:t xml:space="default">48.3</w:t>
             </w:r>
           </w:p>
         </w:tc>
@@ -855,103 +855,103 @@
                 <w:rFonts w:ascii="Calibri" w:hAnsi="Calibri"/>
                 <w:sz w:val="20"/>
               </w:rPr>
-              <w:t xml:space="default">116</w:t>
-            </w:r>
-          </w:p>
-        </w:tc>
-        <w:tc>
-          <w:tcPr>
-            <w:tcBorders>
-              <w:top w:val="single" w:space="0" w:color="D3D3D3"/>
-              <w:bottom w:val="single" w:space="0" w:color="D3D3D3"/>
-              <w:start w:val="single" w:space="0" w:color="D3D3D3"/>
-              <w:end w:val="single" w:space="0" w:color="D3D3D3"/>
-            </w:tcBorders>
-          </w:tcPr>
-          <w:p>
-            <w:pPr>
-              <w:spacing w:before="0" w:after="60"/>
-              <w:keepNext/>
-              <w:jc w:val="end"/>
-            </w:pPr>
-            <w:r>
-              <w:rPr>
-                <w:rFonts w:ascii="Calibri" w:hAnsi="Calibri"/>
-                <w:sz w:val="20"/>
-              </w:rPr>
-              <w:t xml:space="default">148</w:t>
-            </w:r>
-          </w:p>
-        </w:tc>
-        <w:tc>
-          <w:tcPr>
-            <w:tcBorders>
-              <w:top w:val="single" w:space="0" w:color="D3D3D3"/>
-              <w:bottom w:val="single" w:space="0" w:color="D3D3D3"/>
-              <w:start w:val="single" w:space="0" w:color="D3D3D3"/>
-              <w:end w:val="single" w:space="0" w:color="D3D3D3"/>
-            </w:tcBorders>
-          </w:tcPr>
-          <w:p>
-            <w:pPr>
-              <w:spacing w:before="0" w:after="60"/>
-              <w:keepNext/>
-              <w:jc w:val="end"/>
-            </w:pPr>
-            <w:r>
-              <w:rPr>
-                <w:rFonts w:ascii="Calibri" w:hAnsi="Calibri"/>
-                <w:sz w:val="20"/>
-              </w:rPr>
-              <w:t xml:space="default">52</w:t>
-            </w:r>
-          </w:p>
-        </w:tc>
-        <w:tc>
-          <w:tcPr>
-            <w:tcBorders>
-              <w:top w:val="single" w:space="0" w:color="D3D3D3"/>
-              <w:bottom w:val="single" w:space="0" w:color="D3D3D3"/>
-              <w:start w:val="single" w:space="0" w:color="D3D3D3"/>
-              <w:end w:val="single" w:space="0" w:color="D3D3D3"/>
-            </w:tcBorders>
-          </w:tcPr>
-          <w:p>
-            <w:pPr>
-              <w:spacing w:before="0" w:after="60"/>
-              <w:keepNext/>
-              <w:jc w:val="end"/>
-            </w:pPr>
-            <w:r>
-              <w:rPr>
-                <w:rFonts w:ascii="Calibri" w:hAnsi="Calibri"/>
-                <w:sz w:val="20"/>
-              </w:rPr>
-              <w:t xml:space="default">67</w:t>
-            </w:r>
-          </w:p>
-        </w:tc>
-        <w:tc>
-          <w:tcPr>
-            <w:tcBorders>
-              <w:top w:val="single" w:space="0" w:color="D3D3D3"/>
-              <w:bottom w:val="single" w:space="0" w:color="D3D3D3"/>
-              <w:start w:val="single" w:space="0" w:color="D3D3D3"/>
-              <w:end w:val="single" w:space="0" w:color="D3D3D3"/>
-            </w:tcBorders>
-          </w:tcPr>
-          <w:p>
-            <w:pPr>
-              <w:spacing w:before="0" w:after="60"/>
-              <w:keepNext/>
-              <w:jc w:val="end"/>
-            </w:pPr>
-            <w:r>
-              <w:rPr>
-                <w:rFonts w:ascii="Calibri" w:hAnsi="Calibri"/>
-                <w:sz w:val="20"/>
-              </w:rPr>
-              <w:t xml:space="default">45.3</w:t>
+              <w:t xml:space="default">117</w:t>
+            </w:r>
+          </w:p>
+        </w:tc>
+        <w:tc>
+          <w:tcPr>
+            <w:tcBorders>
+              <w:top w:val="single" w:space="0" w:color="D3D3D3"/>
+              <w:bottom w:val="single" w:space="0" w:color="D3D3D3"/>
+              <w:start w:val="single" w:space="0" w:color="D3D3D3"/>
+              <w:end w:val="single" w:space="0" w:color="D3D3D3"/>
+            </w:tcBorders>
+          </w:tcPr>
+          <w:p>
+            <w:pPr>
+              <w:spacing w:before="0" w:after="60"/>
+              <w:keepNext/>
+              <w:jc w:val="end"/>
+            </w:pPr>
+            <w:r>
+              <w:rPr>
+                <w:rFonts w:ascii="Calibri" w:hAnsi="Calibri"/>
+                <w:sz w:val="20"/>
+              </w:rPr>
+              <w:t xml:space="default">150</w:t>
+            </w:r>
+          </w:p>
+        </w:tc>
+        <w:tc>
+          <w:tcPr>
+            <w:tcBorders>
+              <w:top w:val="single" w:space="0" w:color="D3D3D3"/>
+              <w:bottom w:val="single" w:space="0" w:color="D3D3D3"/>
+              <w:start w:val="single" w:space="0" w:color="D3D3D3"/>
+              <w:end w:val="single" w:space="0" w:color="D3D3D3"/>
+            </w:tcBorders>
+          </w:tcPr>
+          <w:p>
+            <w:pPr>
+              <w:spacing w:before="0" w:after="60"/>
+              <w:keepNext/>
+              <w:jc w:val="end"/>
+            </w:pPr>
+            <w:r>
+              <w:rPr>
+                <w:rFonts w:ascii="Calibri" w:hAnsi="Calibri"/>
+                <w:sz w:val="20"/>
+              </w:rPr>
+              <w:t xml:space="default">54</w:t>
+            </w:r>
+          </w:p>
+        </w:tc>
+        <w:tc>
+          <w:tcPr>
+            <w:tcBorders>
+              <w:top w:val="single" w:space="0" w:color="D3D3D3"/>
+              <w:bottom w:val="single" w:space="0" w:color="D3D3D3"/>
+              <w:start w:val="single" w:space="0" w:color="D3D3D3"/>
+              <w:end w:val="single" w:space="0" w:color="D3D3D3"/>
+            </w:tcBorders>
+          </w:tcPr>
+          <w:p>
+            <w:pPr>
+              <w:spacing w:before="0" w:after="60"/>
+              <w:keepNext/>
+              <w:jc w:val="end"/>
+            </w:pPr>
+            <w:r>
+              <w:rPr>
+                <w:rFonts w:ascii="Calibri" w:hAnsi="Calibri"/>
+                <w:sz w:val="20"/>
+              </w:rPr>
+              <w:t xml:space="default">70</w:t>
+            </w:r>
+          </w:p>
+        </w:tc>
+        <w:tc>
+          <w:tcPr>
+            <w:tcBorders>
+              <w:top w:val="single" w:space="0" w:color="D3D3D3"/>
+              <w:bottom w:val="single" w:space="0" w:color="D3D3D3"/>
+              <w:start w:val="single" w:space="0" w:color="D3D3D3"/>
+              <w:end w:val="single" w:space="0" w:color="D3D3D3"/>
+            </w:tcBorders>
+          </w:tcPr>
+          <w:p>
+            <w:pPr>
+              <w:spacing w:before="0" w:after="60"/>
+              <w:keepNext/>
+              <w:jc w:val="end"/>
+            </w:pPr>
+            <w:r>
+              <w:rPr>
+                <w:rFonts w:ascii="Calibri" w:hAnsi="Calibri"/>
+                <w:sz w:val="20"/>
+              </w:rPr>
+              <w:t xml:space="default">46.4</w:t>
             </w:r>
           </w:p>
         </w:tc>
@@ -1052,55 +1052,55 @@
                 <w:rFonts w:ascii="Calibri" w:hAnsi="Calibri"/>
                 <w:sz w:val="20"/>
               </w:rPr>
-              <w:t xml:space="default">53</w:t>
-            </w:r>
-          </w:p>
-        </w:tc>
-        <w:tc>
-          <w:tcPr>
-            <w:tcBorders>
-              <w:top w:val="single" w:space="0" w:color="D3D3D3"/>
-              <w:bottom w:val="single" w:space="0" w:color="D3D3D3"/>
-              <w:start w:val="single" w:space="0" w:color="D3D3D3"/>
-              <w:end w:val="single" w:space="0" w:color="D3D3D3"/>
-            </w:tcBorders>
-          </w:tcPr>
-          <w:p>
-            <w:pPr>
-              <w:spacing w:before="0" w:after="60"/>
-              <w:keepNext/>
-              <w:jc w:val="end"/>
-            </w:pPr>
-            <w:r>
-              <w:rPr>
-                <w:rFonts w:ascii="Calibri" w:hAnsi="Calibri"/>
-                <w:sz w:val="20"/>
-              </w:rPr>
-              <w:t xml:space="default">66</w:t>
-            </w:r>
-          </w:p>
-        </w:tc>
-        <w:tc>
-          <w:tcPr>
-            <w:tcBorders>
-              <w:top w:val="single" w:space="0" w:color="D3D3D3"/>
-              <w:bottom w:val="single" w:space="0" w:color="D3D3D3"/>
-              <w:start w:val="single" w:space="0" w:color="D3D3D3"/>
-              <w:end w:val="single" w:space="0" w:color="D3D3D3"/>
-            </w:tcBorders>
-          </w:tcPr>
-          <w:p>
-            <w:pPr>
-              <w:spacing w:before="0" w:after="60"/>
-              <w:keepNext/>
-              <w:jc w:val="end"/>
-            </w:pPr>
-            <w:r>
-              <w:rPr>
-                <w:rFonts w:ascii="Calibri" w:hAnsi="Calibri"/>
-                <w:sz w:val="20"/>
-              </w:rPr>
-              <w:t xml:space="default">49.2</w:t>
+              <w:t xml:space="default">54</w:t>
+            </w:r>
+          </w:p>
+        </w:tc>
+        <w:tc>
+          <w:tcPr>
+            <w:tcBorders>
+              <w:top w:val="single" w:space="0" w:color="D3D3D3"/>
+              <w:bottom w:val="single" w:space="0" w:color="D3D3D3"/>
+              <w:start w:val="single" w:space="0" w:color="D3D3D3"/>
+              <w:end w:val="single" w:space="0" w:color="D3D3D3"/>
+            </w:tcBorders>
+          </w:tcPr>
+          <w:p>
+            <w:pPr>
+              <w:spacing w:before="0" w:after="60"/>
+              <w:keepNext/>
+              <w:jc w:val="end"/>
+            </w:pPr>
+            <w:r>
+              <w:rPr>
+                <w:rFonts w:ascii="Calibri" w:hAnsi="Calibri"/>
+                <w:sz w:val="20"/>
+              </w:rPr>
+              <w:t xml:space="default">67</w:t>
+            </w:r>
+          </w:p>
+        </w:tc>
+        <w:tc>
+          <w:tcPr>
+            <w:tcBorders>
+              <w:top w:val="single" w:space="0" w:color="D3D3D3"/>
+              <w:bottom w:val="single" w:space="0" w:color="D3D3D3"/>
+              <w:start w:val="single" w:space="0" w:color="D3D3D3"/>
+              <w:end w:val="single" w:space="0" w:color="D3D3D3"/>
+            </w:tcBorders>
+          </w:tcPr>
+          <w:p>
+            <w:pPr>
+              <w:spacing w:before="0" w:after="60"/>
+              <w:keepNext/>
+              <w:jc w:val="end"/>
+            </w:pPr>
+            <w:r>
+              <w:rPr>
+                <w:rFonts w:ascii="Calibri" w:hAnsi="Calibri"/>
+                <w:sz w:val="20"/>
+              </w:rPr>
+              <w:t xml:space="default">50.1</w:t>
             </w:r>
           </w:p>
         </w:tc>
@@ -1201,55 +1201,55 @@
                 <w:rFonts w:ascii="Calibri" w:hAnsi="Calibri"/>
                 <w:sz w:val="20"/>
               </w:rPr>
-              <w:t xml:space="default">51</w:t>
-            </w:r>
-          </w:p>
-        </w:tc>
-        <w:tc>
-          <w:tcPr>
-            <w:tcBorders>
-              <w:top w:val="single" w:space="0" w:color="D3D3D3"/>
-              <w:bottom w:val="single" w:space="0" w:color="D3D3D3"/>
-              <w:start w:val="single" w:space="0" w:color="D3D3D3"/>
-              <w:end w:val="single" w:space="0" w:color="D3D3D3"/>
-            </w:tcBorders>
-          </w:tcPr>
-          <w:p>
-            <w:pPr>
-              <w:spacing w:before="0" w:after="60"/>
-              <w:keepNext/>
-              <w:jc w:val="end"/>
-            </w:pPr>
-            <w:r>
-              <w:rPr>
-                <w:rFonts w:ascii="Calibri" w:hAnsi="Calibri"/>
-                <w:sz w:val="20"/>
-              </w:rPr>
-              <w:t xml:space="default">69</w:t>
-            </w:r>
-          </w:p>
-        </w:tc>
-        <w:tc>
-          <w:tcPr>
-            <w:tcBorders>
-              <w:top w:val="single" w:space="0" w:color="D3D3D3"/>
-              <w:bottom w:val="single" w:space="0" w:color="D3D3D3"/>
-              <w:start w:val="single" w:space="0" w:color="D3D3D3"/>
-              <w:end w:val="single" w:space="0" w:color="D3D3D3"/>
-            </w:tcBorders>
-          </w:tcPr>
-          <w:p>
-            <w:pPr>
-              <w:spacing w:before="0" w:after="60"/>
-              <w:keepNext/>
-              <w:jc w:val="end"/>
-            </w:pPr>
-            <w:r>
-              <w:rPr>
-                <w:rFonts w:ascii="Calibri" w:hAnsi="Calibri"/>
-                <w:sz w:val="20"/>
-              </w:rPr>
-              <w:t xml:space="default">53.8</w:t>
+              <w:t xml:space="default">53</w:t>
+            </w:r>
+          </w:p>
+        </w:tc>
+        <w:tc>
+          <w:tcPr>
+            <w:tcBorders>
+              <w:top w:val="single" w:space="0" w:color="D3D3D3"/>
+              <w:bottom w:val="single" w:space="0" w:color="D3D3D3"/>
+              <w:start w:val="single" w:space="0" w:color="D3D3D3"/>
+              <w:end w:val="single" w:space="0" w:color="D3D3D3"/>
+            </w:tcBorders>
+          </w:tcPr>
+          <w:p>
+            <w:pPr>
+              <w:spacing w:before="0" w:after="60"/>
+              <w:keepNext/>
+              <w:jc w:val="end"/>
+            </w:pPr>
+            <w:r>
+              <w:rPr>
+                <w:rFonts w:ascii="Calibri" w:hAnsi="Calibri"/>
+                <w:sz w:val="20"/>
+              </w:rPr>
+              <w:t xml:space="default">72</w:t>
+            </w:r>
+          </w:p>
+        </w:tc>
+        <w:tc>
+          <w:tcPr>
+            <w:tcBorders>
+              <w:top w:val="single" w:space="0" w:color="D3D3D3"/>
+              <w:bottom w:val="single" w:space="0" w:color="D3D3D3"/>
+              <w:start w:val="single" w:space="0" w:color="D3D3D3"/>
+              <w:end w:val="single" w:space="0" w:color="D3D3D3"/>
+            </w:tcBorders>
+          </w:tcPr>
+          <w:p>
+            <w:pPr>
+              <w:spacing w:before="0" w:after="60"/>
+              <w:keepNext/>
+              <w:jc w:val="end"/>
+            </w:pPr>
+            <w:r>
+              <w:rPr>
+                <w:rFonts w:ascii="Calibri" w:hAnsi="Calibri"/>
+                <w:sz w:val="20"/>
+              </w:rPr>
+              <w:t xml:space="default">56.2</w:t>
             </w:r>
           </w:p>
         </w:tc>
@@ -1350,55 +1350,55 @@
                 <w:rFonts w:ascii="Calibri" w:hAnsi="Calibri"/>
                 <w:sz w:val="20"/>
               </w:rPr>
-              <w:t xml:space="default">33</w:t>
-            </w:r>
-          </w:p>
-        </w:tc>
-        <w:tc>
-          <w:tcPr>
-            <w:tcBorders>
-              <w:top w:val="single" w:space="0" w:color="D3D3D3"/>
-              <w:bottom w:val="single" w:space="0" w:color="D3D3D3"/>
-              <w:start w:val="single" w:space="0" w:color="D3D3D3"/>
-              <w:end w:val="single" w:space="0" w:color="D3D3D3"/>
-            </w:tcBorders>
-          </w:tcPr>
-          <w:p>
-            <w:pPr>
-              <w:spacing w:before="0" w:after="60"/>
-              <w:keepNext/>
-              <w:jc w:val="end"/>
-            </w:pPr>
-            <w:r>
-              <w:rPr>
-                <w:rFonts w:ascii="Calibri" w:hAnsi="Calibri"/>
-                <w:sz w:val="20"/>
-              </w:rPr>
-              <w:t xml:space="default">58</w:t>
-            </w:r>
-          </w:p>
-        </w:tc>
-        <w:tc>
-          <w:tcPr>
-            <w:tcBorders>
-              <w:top w:val="single" w:space="0" w:color="D3D3D3"/>
-              <w:bottom w:val="single" w:space="0" w:color="D3D3D3"/>
-              <w:start w:val="single" w:space="0" w:color="D3D3D3"/>
-              <w:end w:val="single" w:space="0" w:color="D3D3D3"/>
-            </w:tcBorders>
-          </w:tcPr>
-          <w:p>
-            <w:pPr>
-              <w:spacing w:before="0" w:after="60"/>
-              <w:keepNext/>
-              <w:jc w:val="end"/>
-            </w:pPr>
-            <w:r>
-              <w:rPr>
-                <w:rFonts w:ascii="Calibri" w:hAnsi="Calibri"/>
-                <w:sz w:val="20"/>
-              </w:rPr>
-              <w:t xml:space="default">54.2</w:t>
+              <w:t xml:space="default">36</w:t>
+            </w:r>
+          </w:p>
+        </w:tc>
+        <w:tc>
+          <w:tcPr>
+            <w:tcBorders>
+              <w:top w:val="single" w:space="0" w:color="D3D3D3"/>
+              <w:bottom w:val="single" w:space="0" w:color="D3D3D3"/>
+              <w:start w:val="single" w:space="0" w:color="D3D3D3"/>
+              <w:end w:val="single" w:space="0" w:color="D3D3D3"/>
+            </w:tcBorders>
+          </w:tcPr>
+          <w:p>
+            <w:pPr>
+              <w:spacing w:before="0" w:after="60"/>
+              <w:keepNext/>
+              <w:jc w:val="end"/>
+            </w:pPr>
+            <w:r>
+              <w:rPr>
+                <w:rFonts w:ascii="Calibri" w:hAnsi="Calibri"/>
+                <w:sz w:val="20"/>
+              </w:rPr>
+              <w:t xml:space="default">66</w:t>
+            </w:r>
+          </w:p>
+        </w:tc>
+        <w:tc>
+          <w:tcPr>
+            <w:tcBorders>
+              <w:top w:val="single" w:space="0" w:color="D3D3D3"/>
+              <w:bottom w:val="single" w:space="0" w:color="D3D3D3"/>
+              <w:start w:val="single" w:space="0" w:color="D3D3D3"/>
+              <w:end w:val="single" w:space="0" w:color="D3D3D3"/>
+            </w:tcBorders>
+          </w:tcPr>
+          <w:p>
+            <w:pPr>
+              <w:spacing w:before="0" w:after="60"/>
+              <w:keepNext/>
+              <w:jc w:val="end"/>
+            </w:pPr>
+            <w:r>
+              <w:rPr>
+                <w:rFonts w:ascii="Calibri" w:hAnsi="Calibri"/>
+                <w:sz w:val="20"/>
+              </w:rPr>
+              <w:t xml:space="default">61.7</w:t>
             </w:r>
           </w:p>
         </w:tc>
@@ -1421,7 +1421,7 @@
                 <w:rFonts w:ascii="Calibri" w:hAnsi="Calibri"/>
                 <w:sz w:val="20"/>
               </w:rPr>
-              <w:t xml:space="preserve">HCUP NASS 2016–2023. Weighted estimates use DISCWT discharge weight. Repair rate = Weighted repair / Weighted total injury x 100. Chi-square test for difference in repair rates across years: p = 0.130.</w:t>
+              <w:t xml:space="preserve">HCUP NASS 2016–2023. Weighted estimates use DISCWT discharge weight. Repair rate = Weighted repair / Weighted total injury x 100. Chi-square test for difference in repair rates across years: p = 0.049.</w:t>
             </w:r>
           </w:p>
         </w:tc>

--- a/Word Tables/Table4_Repair_Rates_by_Year.docx
+++ b/Word Tables/Table4_Repair_Rates_by_Year.docx
@@ -259,31 +259,31 @@
                 <w:rFonts w:ascii="Calibri" w:hAnsi="Calibri"/>
                 <w:sz w:val="20"/>
               </w:rPr>
-              <w:t xml:space="default">40</w:t>
-            </w:r>
-          </w:p>
-        </w:tc>
-        <w:tc>
-          <w:tcPr>
-            <w:tcBorders>
-              <w:top w:val="single" w:space="0" w:color="D3D3D3"/>
-              <w:bottom w:val="single" w:space="0" w:color="D3D3D3"/>
-              <w:start w:val="single" w:space="0" w:color="D3D3D3"/>
-              <w:end w:val="single" w:space="0" w:color="D3D3D3"/>
-            </w:tcBorders>
-          </w:tcPr>
-          <w:p>
-            <w:pPr>
-              <w:spacing w:before="0" w:after="60"/>
-              <w:keepNext/>
-              <w:jc w:val="end"/>
-            </w:pPr>
-            <w:r>
-              <w:rPr>
-                <w:rFonts w:ascii="Calibri" w:hAnsi="Calibri"/>
-                <w:sz w:val="20"/>
-              </w:rPr>
-              <w:t xml:space="default">53</w:t>
+              <w:t xml:space="default">37</w:t>
+            </w:r>
+          </w:p>
+        </w:tc>
+        <w:tc>
+          <w:tcPr>
+            <w:tcBorders>
+              <w:top w:val="single" w:space="0" w:color="D3D3D3"/>
+              <w:bottom w:val="single" w:space="0" w:color="D3D3D3"/>
+              <w:start w:val="single" w:space="0" w:color="D3D3D3"/>
+              <w:end w:val="single" w:space="0" w:color="D3D3D3"/>
+            </w:tcBorders>
+          </w:tcPr>
+          <w:p>
+            <w:pPr>
+              <w:spacing w:before="0" w:after="60"/>
+              <w:keepNext/>
+              <w:jc w:val="end"/>
+            </w:pPr>
+            <w:r>
+              <w:rPr>
+                <w:rFonts w:ascii="Calibri" w:hAnsi="Calibri"/>
+                <w:sz w:val="20"/>
+              </w:rPr>
+              <w:t xml:space="default">49</w:t>
             </w:r>
           </w:p>
         </w:tc>
@@ -355,7 +355,7 @@
                 <w:rFonts w:ascii="Calibri" w:hAnsi="Calibri"/>
                 <w:sz w:val="20"/>
               </w:rPr>
-              <w:t xml:space="default">73.0</w:t>
+              <w:t xml:space="default">78.5</w:t>
             </w:r>
           </w:p>
         </w:tc>
@@ -408,103 +408,103 @@
                 <w:rFonts w:ascii="Calibri" w:hAnsi="Calibri"/>
                 <w:sz w:val="20"/>
               </w:rPr>
-              <w:t xml:space="default">62</w:t>
-            </w:r>
-          </w:p>
-        </w:tc>
-        <w:tc>
-          <w:tcPr>
-            <w:tcBorders>
-              <w:top w:val="single" w:space="0" w:color="D3D3D3"/>
-              <w:bottom w:val="single" w:space="0" w:color="D3D3D3"/>
-              <w:start w:val="single" w:space="0" w:color="D3D3D3"/>
-              <w:end w:val="single" w:space="0" w:color="D3D3D3"/>
-            </w:tcBorders>
-          </w:tcPr>
-          <w:p>
-            <w:pPr>
-              <w:spacing w:before="0" w:after="60"/>
-              <w:keepNext/>
-              <w:jc w:val="end"/>
-            </w:pPr>
-            <w:r>
-              <w:rPr>
-                <w:rFonts w:ascii="Calibri" w:hAnsi="Calibri"/>
-                <w:sz w:val="20"/>
-              </w:rPr>
-              <w:t xml:space="default">83</w:t>
-            </w:r>
-          </w:p>
-        </w:tc>
-        <w:tc>
-          <w:tcPr>
-            <w:tcBorders>
-              <w:top w:val="single" w:space="0" w:color="D3D3D3"/>
-              <w:bottom w:val="single" w:space="0" w:color="D3D3D3"/>
-              <w:start w:val="single" w:space="0" w:color="D3D3D3"/>
-              <w:end w:val="single" w:space="0" w:color="D3D3D3"/>
-            </w:tcBorders>
-          </w:tcPr>
-          <w:p>
-            <w:pPr>
-              <w:spacing w:before="0" w:after="60"/>
-              <w:keepNext/>
-              <w:jc w:val="end"/>
-            </w:pPr>
-            <w:r>
-              <w:rPr>
-                <w:rFonts w:ascii="Calibri" w:hAnsi="Calibri"/>
-                <w:sz w:val="20"/>
-              </w:rPr>
-              <w:t xml:space="default">41</w:t>
-            </w:r>
-          </w:p>
-        </w:tc>
-        <w:tc>
-          <w:tcPr>
-            <w:tcBorders>
-              <w:top w:val="single" w:space="0" w:color="D3D3D3"/>
-              <w:bottom w:val="single" w:space="0" w:color="D3D3D3"/>
-              <w:start w:val="single" w:space="0" w:color="D3D3D3"/>
-              <w:end w:val="single" w:space="0" w:color="D3D3D3"/>
-            </w:tcBorders>
-          </w:tcPr>
-          <w:p>
-            <w:pPr>
-              <w:spacing w:before="0" w:after="60"/>
-              <w:keepNext/>
-              <w:jc w:val="end"/>
-            </w:pPr>
-            <w:r>
-              <w:rPr>
-                <w:rFonts w:ascii="Calibri" w:hAnsi="Calibri"/>
-                <w:sz w:val="20"/>
-              </w:rPr>
-              <w:t xml:space="default">54</w:t>
-            </w:r>
-          </w:p>
-        </w:tc>
-        <w:tc>
-          <w:tcPr>
-            <w:tcBorders>
-              <w:top w:val="single" w:space="0" w:color="D3D3D3"/>
-              <w:bottom w:val="single" w:space="0" w:color="D3D3D3"/>
-              <w:start w:val="single" w:space="0" w:color="D3D3D3"/>
-              <w:end w:val="single" w:space="0" w:color="D3D3D3"/>
-            </w:tcBorders>
-          </w:tcPr>
-          <w:p>
-            <w:pPr>
-              <w:spacing w:before="0" w:after="60"/>
-              <w:keepNext/>
-              <w:jc w:val="end"/>
-            </w:pPr>
-            <w:r>
-              <w:rPr>
-                <w:rFonts w:ascii="Calibri" w:hAnsi="Calibri"/>
-                <w:sz w:val="20"/>
-              </w:rPr>
-              <w:t xml:space="default">65.1</w:t>
+              <w:t xml:space="default">56</w:t>
+            </w:r>
+          </w:p>
+        </w:tc>
+        <w:tc>
+          <w:tcPr>
+            <w:tcBorders>
+              <w:top w:val="single" w:space="0" w:color="D3D3D3"/>
+              <w:bottom w:val="single" w:space="0" w:color="D3D3D3"/>
+              <w:start w:val="single" w:space="0" w:color="D3D3D3"/>
+              <w:end w:val="single" w:space="0" w:color="D3D3D3"/>
+            </w:tcBorders>
+          </w:tcPr>
+          <w:p>
+            <w:pPr>
+              <w:spacing w:before="0" w:after="60"/>
+              <w:keepNext/>
+              <w:jc w:val="end"/>
+            </w:pPr>
+            <w:r>
+              <w:rPr>
+                <w:rFonts w:ascii="Calibri" w:hAnsi="Calibri"/>
+                <w:sz w:val="20"/>
+              </w:rPr>
+              <w:t xml:space="default">75</w:t>
+            </w:r>
+          </w:p>
+        </w:tc>
+        <w:tc>
+          <w:tcPr>
+            <w:tcBorders>
+              <w:top w:val="single" w:space="0" w:color="D3D3D3"/>
+              <w:bottom w:val="single" w:space="0" w:color="D3D3D3"/>
+              <w:start w:val="single" w:space="0" w:color="D3D3D3"/>
+              <w:end w:val="single" w:space="0" w:color="D3D3D3"/>
+            </w:tcBorders>
+          </w:tcPr>
+          <w:p>
+            <w:pPr>
+              <w:spacing w:before="0" w:after="60"/>
+              <w:keepNext/>
+              <w:jc w:val="end"/>
+            </w:pPr>
+            <w:r>
+              <w:rPr>
+                <w:rFonts w:ascii="Calibri" w:hAnsi="Calibri"/>
+                <w:sz w:val="20"/>
+              </w:rPr>
+              <w:t xml:space="default">40</w:t>
+            </w:r>
+          </w:p>
+        </w:tc>
+        <w:tc>
+          <w:tcPr>
+            <w:tcBorders>
+              <w:top w:val="single" w:space="0" w:color="D3D3D3"/>
+              <w:bottom w:val="single" w:space="0" w:color="D3D3D3"/>
+              <w:start w:val="single" w:space="0" w:color="D3D3D3"/>
+              <w:end w:val="single" w:space="0" w:color="D3D3D3"/>
+            </w:tcBorders>
+          </w:tcPr>
+          <w:p>
+            <w:pPr>
+              <w:spacing w:before="0" w:after="60"/>
+              <w:keepNext/>
+              <w:jc w:val="end"/>
+            </w:pPr>
+            <w:r>
+              <w:rPr>
+                <w:rFonts w:ascii="Calibri" w:hAnsi="Calibri"/>
+                <w:sz w:val="20"/>
+              </w:rPr>
+              <w:t xml:space="default">52</w:t>
+            </w:r>
+          </w:p>
+        </w:tc>
+        <w:tc>
+          <w:tcPr>
+            <w:tcBorders>
+              <w:top w:val="single" w:space="0" w:color="D3D3D3"/>
+              <w:bottom w:val="single" w:space="0" w:color="D3D3D3"/>
+              <w:start w:val="single" w:space="0" w:color="D3D3D3"/>
+              <w:end w:val="single" w:space="0" w:color="D3D3D3"/>
+            </w:tcBorders>
+          </w:tcPr>
+          <w:p>
+            <w:pPr>
+              <w:spacing w:before="0" w:after="60"/>
+              <w:keepNext/>
+              <w:jc w:val="end"/>
+            </w:pPr>
+            <w:r>
+              <w:rPr>
+                <w:rFonts w:ascii="Calibri" w:hAnsi="Calibri"/>
+                <w:sz w:val="20"/>
+              </w:rPr>
+              <w:t xml:space="default">69.9</w:t>
             </w:r>
           </w:p>
         </w:tc>
@@ -557,31 +557,31 @@
                 <w:rFonts w:ascii="Calibri" w:hAnsi="Calibri"/>
                 <w:sz w:val="20"/>
               </w:rPr>
-              <w:t xml:space="default">57</w:t>
-            </w:r>
-          </w:p>
-        </w:tc>
-        <w:tc>
-          <w:tcPr>
-            <w:tcBorders>
-              <w:top w:val="single" w:space="0" w:color="D3D3D3"/>
-              <w:bottom w:val="single" w:space="0" w:color="D3D3D3"/>
-              <w:start w:val="single" w:space="0" w:color="D3D3D3"/>
-              <w:end w:val="single" w:space="0" w:color="D3D3D3"/>
-            </w:tcBorders>
-          </w:tcPr>
-          <w:p>
-            <w:pPr>
-              <w:spacing w:before="0" w:after="60"/>
-              <w:keepNext/>
-              <w:jc w:val="end"/>
-            </w:pPr>
-            <w:r>
-              <w:rPr>
-                <w:rFonts w:ascii="Calibri" w:hAnsi="Calibri"/>
-                <w:sz w:val="20"/>
-              </w:rPr>
-              <w:t xml:space="default">73</w:t>
+              <w:t xml:space="default">50</w:t>
+            </w:r>
+          </w:p>
+        </w:tc>
+        <w:tc>
+          <w:tcPr>
+            <w:tcBorders>
+              <w:top w:val="single" w:space="0" w:color="D3D3D3"/>
+              <w:bottom w:val="single" w:space="0" w:color="D3D3D3"/>
+              <w:start w:val="single" w:space="0" w:color="D3D3D3"/>
+              <w:end w:val="single" w:space="0" w:color="D3D3D3"/>
+            </w:tcBorders>
+          </w:tcPr>
+          <w:p>
+            <w:pPr>
+              <w:spacing w:before="0" w:after="60"/>
+              <w:keepNext/>
+              <w:jc w:val="end"/>
+            </w:pPr>
+            <w:r>
+              <w:rPr>
+                <w:rFonts w:ascii="Calibri" w:hAnsi="Calibri"/>
+                <w:sz w:val="20"/>
+              </w:rPr>
+              <w:t xml:space="default">63</w:t>
             </w:r>
           </w:p>
         </w:tc>
@@ -653,7 +653,7 @@
                 <w:rFonts w:ascii="Calibri" w:hAnsi="Calibri"/>
                 <w:sz w:val="20"/>
               </w:rPr>
-              <w:t xml:space="default">60.0</w:t>
+              <w:t xml:space="default">69.1</w:t>
             </w:r>
           </w:p>
         </w:tc>
@@ -706,103 +706,103 @@
                 <w:rFonts w:ascii="Calibri" w:hAnsi="Calibri"/>
                 <w:sz w:val="20"/>
               </w:rPr>
-              <w:t xml:space="default">109</w:t>
-            </w:r>
-          </w:p>
-        </w:tc>
-        <w:tc>
-          <w:tcPr>
-            <w:tcBorders>
-              <w:top w:val="single" w:space="0" w:color="D3D3D3"/>
-              <w:bottom w:val="single" w:space="0" w:color="D3D3D3"/>
-              <w:start w:val="single" w:space="0" w:color="D3D3D3"/>
-              <w:end w:val="single" w:space="0" w:color="D3D3D3"/>
-            </w:tcBorders>
-          </w:tcPr>
-          <w:p>
-            <w:pPr>
-              <w:spacing w:before="0" w:after="60"/>
-              <w:keepNext/>
-              <w:jc w:val="end"/>
-            </w:pPr>
-            <w:r>
-              <w:rPr>
-                <w:rFonts w:ascii="Calibri" w:hAnsi="Calibri"/>
-                <w:sz w:val="20"/>
-              </w:rPr>
-              <w:t xml:space="default">142</w:t>
-            </w:r>
-          </w:p>
-        </w:tc>
-        <w:tc>
-          <w:tcPr>
-            <w:tcBorders>
-              <w:top w:val="single" w:space="0" w:color="D3D3D3"/>
-              <w:bottom w:val="single" w:space="0" w:color="D3D3D3"/>
-              <w:start w:val="single" w:space="0" w:color="D3D3D3"/>
-              <w:end w:val="single" w:space="0" w:color="D3D3D3"/>
-            </w:tcBorders>
-          </w:tcPr>
-          <w:p>
-            <w:pPr>
-              <w:spacing w:before="0" w:after="60"/>
-              <w:keepNext/>
-              <w:jc w:val="end"/>
-            </w:pPr>
-            <w:r>
-              <w:rPr>
-                <w:rFonts w:ascii="Calibri" w:hAnsi="Calibri"/>
-                <w:sz w:val="20"/>
-              </w:rPr>
-              <w:t xml:space="default">52</w:t>
-            </w:r>
-          </w:p>
-        </w:tc>
-        <w:tc>
-          <w:tcPr>
-            <w:tcBorders>
-              <w:top w:val="single" w:space="0" w:color="D3D3D3"/>
-              <w:bottom w:val="single" w:space="0" w:color="D3D3D3"/>
-              <w:start w:val="single" w:space="0" w:color="D3D3D3"/>
-              <w:end w:val="single" w:space="0" w:color="D3D3D3"/>
-            </w:tcBorders>
-          </w:tcPr>
-          <w:p>
-            <w:pPr>
-              <w:spacing w:before="0" w:after="60"/>
-              <w:keepNext/>
-              <w:jc w:val="end"/>
-            </w:pPr>
-            <w:r>
-              <w:rPr>
-                <w:rFonts w:ascii="Calibri" w:hAnsi="Calibri"/>
-                <w:sz w:val="20"/>
-              </w:rPr>
-              <w:t xml:space="default">69</w:t>
-            </w:r>
-          </w:p>
-        </w:tc>
-        <w:tc>
-          <w:tcPr>
-            <w:tcBorders>
-              <w:top w:val="single" w:space="0" w:color="D3D3D3"/>
-              <w:bottom w:val="single" w:space="0" w:color="D3D3D3"/>
-              <w:start w:val="single" w:space="0" w:color="D3D3D3"/>
-              <w:end w:val="single" w:space="0" w:color="D3D3D3"/>
-            </w:tcBorders>
-          </w:tcPr>
-          <w:p>
-            <w:pPr>
-              <w:spacing w:before="0" w:after="60"/>
-              <w:keepNext/>
-              <w:jc w:val="end"/>
-            </w:pPr>
-            <w:r>
-              <w:rPr>
-                <w:rFonts w:ascii="Calibri" w:hAnsi="Calibri"/>
-                <w:sz w:val="20"/>
-              </w:rPr>
-              <w:t xml:space="default">48.3</w:t>
+              <w:t xml:space="default">102</w:t>
+            </w:r>
+          </w:p>
+        </w:tc>
+        <w:tc>
+          <w:tcPr>
+            <w:tcBorders>
+              <w:top w:val="single" w:space="0" w:color="D3D3D3"/>
+              <w:bottom w:val="single" w:space="0" w:color="D3D3D3"/>
+              <w:start w:val="single" w:space="0" w:color="D3D3D3"/>
+              <w:end w:val="single" w:space="0" w:color="D3D3D3"/>
+            </w:tcBorders>
+          </w:tcPr>
+          <w:p>
+            <w:pPr>
+              <w:spacing w:before="0" w:after="60"/>
+              <w:keepNext/>
+              <w:jc w:val="end"/>
+            </w:pPr>
+            <w:r>
+              <w:rPr>
+                <w:rFonts w:ascii="Calibri" w:hAnsi="Calibri"/>
+                <w:sz w:val="20"/>
+              </w:rPr>
+              <w:t xml:space="default">134</w:t>
+            </w:r>
+          </w:p>
+        </w:tc>
+        <w:tc>
+          <w:tcPr>
+            <w:tcBorders>
+              <w:top w:val="single" w:space="0" w:color="D3D3D3"/>
+              <w:bottom w:val="single" w:space="0" w:color="D3D3D3"/>
+              <w:start w:val="single" w:space="0" w:color="D3D3D3"/>
+              <w:end w:val="single" w:space="0" w:color="D3D3D3"/>
+            </w:tcBorders>
+          </w:tcPr>
+          <w:p>
+            <w:pPr>
+              <w:spacing w:before="0" w:after="60"/>
+              <w:keepNext/>
+              <w:jc w:val="end"/>
+            </w:pPr>
+            <w:r>
+              <w:rPr>
+                <w:rFonts w:ascii="Calibri" w:hAnsi="Calibri"/>
+                <w:sz w:val="20"/>
+              </w:rPr>
+              <w:t xml:space="default">51</w:t>
+            </w:r>
+          </w:p>
+        </w:tc>
+        <w:tc>
+          <w:tcPr>
+            <w:tcBorders>
+              <w:top w:val="single" w:space="0" w:color="D3D3D3"/>
+              <w:bottom w:val="single" w:space="0" w:color="D3D3D3"/>
+              <w:start w:val="single" w:space="0" w:color="D3D3D3"/>
+              <w:end w:val="single" w:space="0" w:color="D3D3D3"/>
+            </w:tcBorders>
+          </w:tcPr>
+          <w:p>
+            <w:pPr>
+              <w:spacing w:before="0" w:after="60"/>
+              <w:keepNext/>
+              <w:jc w:val="end"/>
+            </w:pPr>
+            <w:r>
+              <w:rPr>
+                <w:rFonts w:ascii="Calibri" w:hAnsi="Calibri"/>
+                <w:sz w:val="20"/>
+              </w:rPr>
+              <w:t xml:space="default">67</w:t>
+            </w:r>
+          </w:p>
+        </w:tc>
+        <w:tc>
+          <w:tcPr>
+            <w:tcBorders>
+              <w:top w:val="single" w:space="0" w:color="D3D3D3"/>
+              <w:bottom w:val="single" w:space="0" w:color="D3D3D3"/>
+              <w:start w:val="single" w:space="0" w:color="D3D3D3"/>
+              <w:end w:val="single" w:space="0" w:color="D3D3D3"/>
+            </w:tcBorders>
+          </w:tcPr>
+          <w:p>
+            <w:pPr>
+              <w:spacing w:before="0" w:after="60"/>
+              <w:keepNext/>
+              <w:jc w:val="end"/>
+            </w:pPr>
+            <w:r>
+              <w:rPr>
+                <w:rFonts w:ascii="Calibri" w:hAnsi="Calibri"/>
+                <w:sz w:val="20"/>
+              </w:rPr>
+              <w:t xml:space="default">50.4</w:t>
             </w:r>
           </w:p>
         </w:tc>
@@ -855,31 +855,31 @@
                 <w:rFonts w:ascii="Calibri" w:hAnsi="Calibri"/>
                 <w:sz w:val="20"/>
               </w:rPr>
-              <w:t xml:space="default">117</w:t>
-            </w:r>
-          </w:p>
-        </w:tc>
-        <w:tc>
-          <w:tcPr>
-            <w:tcBorders>
-              <w:top w:val="single" w:space="0" w:color="D3D3D3"/>
-              <w:bottom w:val="single" w:space="0" w:color="D3D3D3"/>
-              <w:start w:val="single" w:space="0" w:color="D3D3D3"/>
-              <w:end w:val="single" w:space="0" w:color="D3D3D3"/>
-            </w:tcBorders>
-          </w:tcPr>
-          <w:p>
-            <w:pPr>
-              <w:spacing w:before="0" w:after="60"/>
-              <w:keepNext/>
-              <w:jc w:val="end"/>
-            </w:pPr>
-            <w:r>
-              <w:rPr>
-                <w:rFonts w:ascii="Calibri" w:hAnsi="Calibri"/>
-                <w:sz w:val="20"/>
-              </w:rPr>
-              <w:t xml:space="default">150</w:t>
+              <w:t xml:space="default">111</w:t>
+            </w:r>
+          </w:p>
+        </w:tc>
+        <w:tc>
+          <w:tcPr>
+            <w:tcBorders>
+              <w:top w:val="single" w:space="0" w:color="D3D3D3"/>
+              <w:bottom w:val="single" w:space="0" w:color="D3D3D3"/>
+              <w:start w:val="single" w:space="0" w:color="D3D3D3"/>
+              <w:end w:val="single" w:space="0" w:color="D3D3D3"/>
+            </w:tcBorders>
+          </w:tcPr>
+          <w:p>
+            <w:pPr>
+              <w:spacing w:before="0" w:after="60"/>
+              <w:keepNext/>
+              <w:jc w:val="end"/>
+            </w:pPr>
+            <w:r>
+              <w:rPr>
+                <w:rFonts w:ascii="Calibri" w:hAnsi="Calibri"/>
+                <w:sz w:val="20"/>
+              </w:rPr>
+              <w:t xml:space="default">142</w:t>
             </w:r>
           </w:p>
         </w:tc>
@@ -951,7 +951,7 @@
                 <w:rFonts w:ascii="Calibri" w:hAnsi="Calibri"/>
                 <w:sz w:val="20"/>
               </w:rPr>
-              <w:t xml:space="default">46.4</w:t>
+              <w:t xml:space="default">48.9</w:t>
             </w:r>
           </w:p>
         </w:tc>
@@ -1004,31 +1004,31 @@
                 <w:rFonts w:ascii="Calibri" w:hAnsi="Calibri"/>
                 <w:sz w:val="20"/>
               </w:rPr>
-              <w:t xml:space="default">105</w:t>
-            </w:r>
-          </w:p>
-        </w:tc>
-        <w:tc>
-          <w:tcPr>
-            <w:tcBorders>
-              <w:top w:val="single" w:space="0" w:color="D3D3D3"/>
-              <w:bottom w:val="single" w:space="0" w:color="D3D3D3"/>
-              <w:start w:val="single" w:space="0" w:color="D3D3D3"/>
-              <w:end w:val="single" w:space="0" w:color="D3D3D3"/>
-            </w:tcBorders>
-          </w:tcPr>
-          <w:p>
-            <w:pPr>
-              <w:spacing w:before="0" w:after="60"/>
-              <w:keepNext/>
-              <w:jc w:val="end"/>
-            </w:pPr>
-            <w:r>
-              <w:rPr>
-                <w:rFonts w:ascii="Calibri" w:hAnsi="Calibri"/>
-                <w:sz w:val="20"/>
-              </w:rPr>
-              <w:t xml:space="default">134</w:t>
+              <w:t xml:space="default">102</w:t>
+            </w:r>
+          </w:p>
+        </w:tc>
+        <w:tc>
+          <w:tcPr>
+            <w:tcBorders>
+              <w:top w:val="single" w:space="0" w:color="D3D3D3"/>
+              <w:bottom w:val="single" w:space="0" w:color="D3D3D3"/>
+              <w:start w:val="single" w:space="0" w:color="D3D3D3"/>
+              <w:end w:val="single" w:space="0" w:color="D3D3D3"/>
+            </w:tcBorders>
+          </w:tcPr>
+          <w:p>
+            <w:pPr>
+              <w:spacing w:before="0" w:after="60"/>
+              <w:keepNext/>
+              <w:jc w:val="end"/>
+            </w:pPr>
+            <w:r>
+              <w:rPr>
+                <w:rFonts w:ascii="Calibri" w:hAnsi="Calibri"/>
+                <w:sz w:val="20"/>
+              </w:rPr>
+              <w:t xml:space="default">130</w:t>
             </w:r>
           </w:p>
         </w:tc>
@@ -1100,7 +1100,7 @@
                 <w:rFonts w:ascii="Calibri" w:hAnsi="Calibri"/>
                 <w:sz w:val="20"/>
               </w:rPr>
-              <w:t xml:space="default">50.1</w:t>
+              <w:t xml:space="default">51.6</w:t>
             </w:r>
           </w:p>
         </w:tc>
@@ -1153,31 +1153,31 @@
                 <w:rFonts w:ascii="Calibri" w:hAnsi="Calibri"/>
                 <w:sz w:val="20"/>
               </w:rPr>
-              <w:t xml:space="default">97</w:t>
-            </w:r>
-          </w:p>
-        </w:tc>
-        <w:tc>
-          <w:tcPr>
-            <w:tcBorders>
-              <w:top w:val="single" w:space="0" w:color="D3D3D3"/>
-              <w:bottom w:val="single" w:space="0" w:color="D3D3D3"/>
-              <w:start w:val="single" w:space="0" w:color="D3D3D3"/>
-              <w:end w:val="single" w:space="0" w:color="D3D3D3"/>
-            </w:tcBorders>
-          </w:tcPr>
-          <w:p>
-            <w:pPr>
-              <w:spacing w:before="0" w:after="60"/>
-              <w:keepNext/>
-              <w:jc w:val="end"/>
-            </w:pPr>
-            <w:r>
-              <w:rPr>
-                <w:rFonts w:ascii="Calibri" w:hAnsi="Calibri"/>
-                <w:sz w:val="20"/>
-              </w:rPr>
-              <w:t xml:space="default">129</w:t>
+              <w:t xml:space="default">89</w:t>
+            </w:r>
+          </w:p>
+        </w:tc>
+        <w:tc>
+          <w:tcPr>
+            <w:tcBorders>
+              <w:top w:val="single" w:space="0" w:color="D3D3D3"/>
+              <w:bottom w:val="single" w:space="0" w:color="D3D3D3"/>
+              <w:start w:val="single" w:space="0" w:color="D3D3D3"/>
+              <w:end w:val="single" w:space="0" w:color="D3D3D3"/>
+            </w:tcBorders>
+          </w:tcPr>
+          <w:p>
+            <w:pPr>
+              <w:spacing w:before="0" w:after="60"/>
+              <w:keepNext/>
+              <w:jc w:val="end"/>
+            </w:pPr>
+            <w:r>
+              <w:rPr>
+                <w:rFonts w:ascii="Calibri" w:hAnsi="Calibri"/>
+                <w:sz w:val="20"/>
+              </w:rPr>
+              <w:t xml:space="default">118</w:t>
             </w:r>
           </w:p>
         </w:tc>
@@ -1249,7 +1249,7 @@
                 <w:rFonts w:ascii="Calibri" w:hAnsi="Calibri"/>
                 <w:sz w:val="20"/>
               </w:rPr>
-              <w:t xml:space="default">56.2</w:t>
+              <w:t xml:space="default">61.4</w:t>
             </w:r>
           </w:p>
         </w:tc>
@@ -1302,103 +1302,103 @@
                 <w:rFonts w:ascii="Calibri" w:hAnsi="Calibri"/>
                 <w:sz w:val="20"/>
               </w:rPr>
-              <w:t xml:space="default">62</w:t>
-            </w:r>
-          </w:p>
-        </w:tc>
-        <w:tc>
-          <w:tcPr>
-            <w:tcBorders>
-              <w:top w:val="single" w:space="0" w:color="D3D3D3"/>
-              <w:bottom w:val="single" w:space="0" w:color="D3D3D3"/>
-              <w:start w:val="single" w:space="0" w:color="D3D3D3"/>
-              <w:end w:val="single" w:space="0" w:color="D3D3D3"/>
-            </w:tcBorders>
-          </w:tcPr>
-          <w:p>
-            <w:pPr>
-              <w:spacing w:before="0" w:after="60"/>
-              <w:keepNext/>
-              <w:jc w:val="end"/>
-            </w:pPr>
-            <w:r>
-              <w:rPr>
-                <w:rFonts w:ascii="Calibri" w:hAnsi="Calibri"/>
-                <w:sz w:val="20"/>
-              </w:rPr>
-              <w:t xml:space="default">106</w:t>
-            </w:r>
-          </w:p>
-        </w:tc>
-        <w:tc>
-          <w:tcPr>
-            <w:tcBorders>
-              <w:top w:val="single" w:space="0" w:color="D3D3D3"/>
-              <w:bottom w:val="single" w:space="0" w:color="D3D3D3"/>
-              <w:start w:val="single" w:space="0" w:color="D3D3D3"/>
-              <w:end w:val="single" w:space="0" w:color="D3D3D3"/>
-            </w:tcBorders>
-          </w:tcPr>
-          <w:p>
-            <w:pPr>
-              <w:spacing w:before="0" w:after="60"/>
-              <w:keepNext/>
-              <w:jc w:val="end"/>
-            </w:pPr>
-            <w:r>
-              <w:rPr>
-                <w:rFonts w:ascii="Calibri" w:hAnsi="Calibri"/>
-                <w:sz w:val="20"/>
-              </w:rPr>
-              <w:t xml:space="default">36</w:t>
-            </w:r>
-          </w:p>
-        </w:tc>
-        <w:tc>
-          <w:tcPr>
-            <w:tcBorders>
-              <w:top w:val="single" w:space="0" w:color="D3D3D3"/>
-              <w:bottom w:val="single" w:space="0" w:color="D3D3D3"/>
-              <w:start w:val="single" w:space="0" w:color="D3D3D3"/>
-              <w:end w:val="single" w:space="0" w:color="D3D3D3"/>
-            </w:tcBorders>
-          </w:tcPr>
-          <w:p>
-            <w:pPr>
-              <w:spacing w:before="0" w:after="60"/>
-              <w:keepNext/>
-              <w:jc w:val="end"/>
-            </w:pPr>
-            <w:r>
-              <w:rPr>
-                <w:rFonts w:ascii="Calibri" w:hAnsi="Calibri"/>
-                <w:sz w:val="20"/>
-              </w:rPr>
-              <w:t xml:space="default">66</w:t>
-            </w:r>
-          </w:p>
-        </w:tc>
-        <w:tc>
-          <w:tcPr>
-            <w:tcBorders>
-              <w:top w:val="single" w:space="0" w:color="D3D3D3"/>
-              <w:bottom w:val="single" w:space="0" w:color="D3D3D3"/>
-              <w:start w:val="single" w:space="0" w:color="D3D3D3"/>
-              <w:end w:val="single" w:space="0" w:color="D3D3D3"/>
-            </w:tcBorders>
-          </w:tcPr>
-          <w:p>
-            <w:pPr>
-              <w:spacing w:before="0" w:after="60"/>
-              <w:keepNext/>
-              <w:jc w:val="end"/>
-            </w:pPr>
-            <w:r>
-              <w:rPr>
-                <w:rFonts w:ascii="Calibri" w:hAnsi="Calibri"/>
-                <w:sz w:val="20"/>
-              </w:rPr>
-              <w:t xml:space="default">61.7</w:t>
+              <w:t xml:space="default">58</w:t>
+            </w:r>
+          </w:p>
+        </w:tc>
+        <w:tc>
+          <w:tcPr>
+            <w:tcBorders>
+              <w:top w:val="single" w:space="0" w:color="D3D3D3"/>
+              <w:bottom w:val="single" w:space="0" w:color="D3D3D3"/>
+              <w:start w:val="single" w:space="0" w:color="D3D3D3"/>
+              <w:end w:val="single" w:space="0" w:color="D3D3D3"/>
+            </w:tcBorders>
+          </w:tcPr>
+          <w:p>
+            <w:pPr>
+              <w:spacing w:before="0" w:after="60"/>
+              <w:keepNext/>
+              <w:jc w:val="end"/>
+            </w:pPr>
+            <w:r>
+              <w:rPr>
+                <w:rFonts w:ascii="Calibri" w:hAnsi="Calibri"/>
+                <w:sz w:val="20"/>
+              </w:rPr>
+              <w:t xml:space="default">97</w:t>
+            </w:r>
+          </w:p>
+        </w:tc>
+        <w:tc>
+          <w:tcPr>
+            <w:tcBorders>
+              <w:top w:val="single" w:space="0" w:color="D3D3D3"/>
+              <w:bottom w:val="single" w:space="0" w:color="D3D3D3"/>
+              <w:start w:val="single" w:space="0" w:color="D3D3D3"/>
+              <w:end w:val="single" w:space="0" w:color="D3D3D3"/>
+            </w:tcBorders>
+          </w:tcPr>
+          <w:p>
+            <w:pPr>
+              <w:spacing w:before="0" w:after="60"/>
+              <w:keepNext/>
+              <w:jc w:val="end"/>
+            </w:pPr>
+            <w:r>
+              <w:rPr>
+                <w:rFonts w:ascii="Calibri" w:hAnsi="Calibri"/>
+                <w:sz w:val="20"/>
+              </w:rPr>
+              <w:t xml:space="default">35</w:t>
+            </w:r>
+          </w:p>
+        </w:tc>
+        <w:tc>
+          <w:tcPr>
+            <w:tcBorders>
+              <w:top w:val="single" w:space="0" w:color="D3D3D3"/>
+              <w:bottom w:val="single" w:space="0" w:color="D3D3D3"/>
+              <w:start w:val="single" w:space="0" w:color="D3D3D3"/>
+              <w:end w:val="single" w:space="0" w:color="D3D3D3"/>
+            </w:tcBorders>
+          </w:tcPr>
+          <w:p>
+            <w:pPr>
+              <w:spacing w:before="0" w:after="60"/>
+              <w:keepNext/>
+              <w:jc w:val="end"/>
+            </w:pPr>
+            <w:r>
+              <w:rPr>
+                <w:rFonts w:ascii="Calibri" w:hAnsi="Calibri"/>
+                <w:sz w:val="20"/>
+              </w:rPr>
+              <w:t xml:space="default">60</w:t>
+            </w:r>
+          </w:p>
+        </w:tc>
+        <w:tc>
+          <w:tcPr>
+            <w:tcBorders>
+              <w:top w:val="single" w:space="0" w:color="D3D3D3"/>
+              <w:bottom w:val="single" w:space="0" w:color="D3D3D3"/>
+              <w:start w:val="single" w:space="0" w:color="D3D3D3"/>
+              <w:end w:val="single" w:space="0" w:color="D3D3D3"/>
+            </w:tcBorders>
+          </w:tcPr>
+          <w:p>
+            <w:pPr>
+              <w:spacing w:before="0" w:after="60"/>
+              <w:keepNext/>
+              <w:jc w:val="end"/>
+            </w:pPr>
+            <w:r>
+              <w:rPr>
+                <w:rFonts w:ascii="Calibri" w:hAnsi="Calibri"/>
+                <w:sz w:val="20"/>
+              </w:rPr>
+              <w:t xml:space="default">61.5</w:t>
             </w:r>
           </w:p>
         </w:tc>
@@ -1421,7 +1421,7 @@
                 <w:rFonts w:ascii="Calibri" w:hAnsi="Calibri"/>
                 <w:sz w:val="20"/>
               </w:rPr>
-              <w:t xml:space="preserve">HCUP NASS 2016–2023. Weighted estimates use DISCWT discharge weight. Repair rate = Weighted repair / Weighted total injury x 100. Chi-square test for difference in repair rates across years: p = 0.049.</w:t>
+              <w:t xml:space="preserve">HCUP NASS 2016–2023. Weighted estimates use DISCWT discharge weight. Repair rate = Weighted repair / Weighted total injury x 100. Chi-square test for difference in repair rates across years: p = 0.012.</w:t>
             </w:r>
           </w:p>
         </w:tc>

--- a/Word Tables/Table4_Repair_Rates_by_Year.docx
+++ b/Word Tables/Table4_Repair_Rates_by_Year.docx
@@ -259,103 +259,103 @@
                 <w:rFonts w:ascii="Calibri" w:hAnsi="Calibri"/>
                 <w:sz w:val="20"/>
               </w:rPr>
-              <w:t xml:space="default">37</w:t>
-            </w:r>
-          </w:p>
-        </w:tc>
-        <w:tc>
-          <w:tcPr>
-            <w:tcBorders>
-              <w:top w:val="single" w:space="0" w:color="D3D3D3"/>
-              <w:bottom w:val="single" w:space="0" w:color="D3D3D3"/>
-              <w:start w:val="single" w:space="0" w:color="D3D3D3"/>
-              <w:end w:val="single" w:space="0" w:color="D3D3D3"/>
-            </w:tcBorders>
-          </w:tcPr>
-          <w:p>
-            <w:pPr>
-              <w:spacing w:before="0" w:after="60"/>
-              <w:keepNext/>
-              <w:jc w:val="end"/>
-            </w:pPr>
-            <w:r>
-              <w:rPr>
-                <w:rFonts w:ascii="Calibri" w:hAnsi="Calibri"/>
-                <w:sz w:val="20"/>
-              </w:rPr>
-              <w:t xml:space="default">49</w:t>
-            </w:r>
-          </w:p>
-        </w:tc>
-        <w:tc>
-          <w:tcPr>
-            <w:tcBorders>
-              <w:top w:val="single" w:space="0" w:color="D3D3D3"/>
-              <w:bottom w:val="single" w:space="0" w:color="D3D3D3"/>
-              <w:start w:val="single" w:space="0" w:color="D3D3D3"/>
-              <w:end w:val="single" w:space="0" w:color="D3D3D3"/>
-            </w:tcBorders>
-          </w:tcPr>
-          <w:p>
-            <w:pPr>
-              <w:spacing w:before="0" w:after="60"/>
-              <w:keepNext/>
-              <w:jc w:val="end"/>
-            </w:pPr>
-            <w:r>
-              <w:rPr>
-                <w:rFonts w:ascii="Calibri" w:hAnsi="Calibri"/>
-                <w:sz w:val="20"/>
-              </w:rPr>
-              <w:t xml:space="default">29</w:t>
-            </w:r>
-          </w:p>
-        </w:tc>
-        <w:tc>
-          <w:tcPr>
-            <w:tcBorders>
-              <w:top w:val="single" w:space="0" w:color="D3D3D3"/>
-              <w:bottom w:val="single" w:space="0" w:color="D3D3D3"/>
-              <w:start w:val="single" w:space="0" w:color="D3D3D3"/>
-              <w:end w:val="single" w:space="0" w:color="D3D3D3"/>
-            </w:tcBorders>
-          </w:tcPr>
-          <w:p>
-            <w:pPr>
-              <w:spacing w:before="0" w:after="60"/>
-              <w:keepNext/>
-              <w:jc w:val="end"/>
-            </w:pPr>
-            <w:r>
-              <w:rPr>
-                <w:rFonts w:ascii="Calibri" w:hAnsi="Calibri"/>
-                <w:sz w:val="20"/>
-              </w:rPr>
-              <w:t xml:space="default">39</w:t>
-            </w:r>
-          </w:p>
-        </w:tc>
-        <w:tc>
-          <w:tcPr>
-            <w:tcBorders>
-              <w:top w:val="single" w:space="0" w:color="D3D3D3"/>
-              <w:bottom w:val="single" w:space="0" w:color="D3D3D3"/>
-              <w:start w:val="single" w:space="0" w:color="D3D3D3"/>
-              <w:end w:val="single" w:space="0" w:color="D3D3D3"/>
-            </w:tcBorders>
-          </w:tcPr>
-          <w:p>
-            <w:pPr>
-              <w:spacing w:before="0" w:after="60"/>
-              <w:keepNext/>
-              <w:jc w:val="end"/>
-            </w:pPr>
-            <w:r>
-              <w:rPr>
-                <w:rFonts w:ascii="Calibri" w:hAnsi="Calibri"/>
-                <w:sz w:val="20"/>
-              </w:rPr>
-              <w:t xml:space="default">78.5</w:t>
+              <w:t xml:space="default">35</w:t>
+            </w:r>
+          </w:p>
+        </w:tc>
+        <w:tc>
+          <w:tcPr>
+            <w:tcBorders>
+              <w:top w:val="single" w:space="0" w:color="D3D3D3"/>
+              <w:bottom w:val="single" w:space="0" w:color="D3D3D3"/>
+              <w:start w:val="single" w:space="0" w:color="D3D3D3"/>
+              <w:end w:val="single" w:space="0" w:color="D3D3D3"/>
+            </w:tcBorders>
+          </w:tcPr>
+          <w:p>
+            <w:pPr>
+              <w:spacing w:before="0" w:after="60"/>
+              <w:keepNext/>
+              <w:jc w:val="end"/>
+            </w:pPr>
+            <w:r>
+              <w:rPr>
+                <w:rFonts w:ascii="Calibri" w:hAnsi="Calibri"/>
+                <w:sz w:val="20"/>
+              </w:rPr>
+              <w:t xml:space="default">47</w:t>
+            </w:r>
+          </w:p>
+        </w:tc>
+        <w:tc>
+          <w:tcPr>
+            <w:tcBorders>
+              <w:top w:val="single" w:space="0" w:color="D3D3D3"/>
+              <w:bottom w:val="single" w:space="0" w:color="D3D3D3"/>
+              <w:start w:val="single" w:space="0" w:color="D3D3D3"/>
+              <w:end w:val="single" w:space="0" w:color="D3D3D3"/>
+            </w:tcBorders>
+          </w:tcPr>
+          <w:p>
+            <w:pPr>
+              <w:spacing w:before="0" w:after="60"/>
+              <w:keepNext/>
+              <w:jc w:val="end"/>
+            </w:pPr>
+            <w:r>
+              <w:rPr>
+                <w:rFonts w:ascii="Calibri" w:hAnsi="Calibri"/>
+                <w:sz w:val="20"/>
+              </w:rPr>
+              <w:t xml:space="default">27</w:t>
+            </w:r>
+          </w:p>
+        </w:tc>
+        <w:tc>
+          <w:tcPr>
+            <w:tcBorders>
+              <w:top w:val="single" w:space="0" w:color="D3D3D3"/>
+              <w:bottom w:val="single" w:space="0" w:color="D3D3D3"/>
+              <w:start w:val="single" w:space="0" w:color="D3D3D3"/>
+              <w:end w:val="single" w:space="0" w:color="D3D3D3"/>
+            </w:tcBorders>
+          </w:tcPr>
+          <w:p>
+            <w:pPr>
+              <w:spacing w:before="0" w:after="60"/>
+              <w:keepNext/>
+              <w:jc w:val="end"/>
+            </w:pPr>
+            <w:r>
+              <w:rPr>
+                <w:rFonts w:ascii="Calibri" w:hAnsi="Calibri"/>
+                <w:sz w:val="20"/>
+              </w:rPr>
+              <w:t xml:space="default">36</w:t>
+            </w:r>
+          </w:p>
+        </w:tc>
+        <w:tc>
+          <w:tcPr>
+            <w:tcBorders>
+              <w:top w:val="single" w:space="0" w:color="D3D3D3"/>
+              <w:bottom w:val="single" w:space="0" w:color="D3D3D3"/>
+              <w:start w:val="single" w:space="0" w:color="D3D3D3"/>
+              <w:end w:val="single" w:space="0" w:color="D3D3D3"/>
+            </w:tcBorders>
+          </w:tcPr>
+          <w:p>
+            <w:pPr>
+              <w:spacing w:before="0" w:after="60"/>
+              <w:keepNext/>
+              <w:jc w:val="end"/>
+            </w:pPr>
+            <w:r>
+              <w:rPr>
+                <w:rFonts w:ascii="Calibri" w:hAnsi="Calibri"/>
+                <w:sz w:val="20"/>
+              </w:rPr>
+              <w:t xml:space="default">77.3</w:t>
             </w:r>
           </w:p>
         </w:tc>
@@ -408,103 +408,103 @@
                 <w:rFonts w:ascii="Calibri" w:hAnsi="Calibri"/>
                 <w:sz w:val="20"/>
               </w:rPr>
-              <w:t xml:space="default">56</w:t>
-            </w:r>
-          </w:p>
-        </w:tc>
-        <w:tc>
-          <w:tcPr>
-            <w:tcBorders>
-              <w:top w:val="single" w:space="0" w:color="D3D3D3"/>
-              <w:bottom w:val="single" w:space="0" w:color="D3D3D3"/>
-              <w:start w:val="single" w:space="0" w:color="D3D3D3"/>
-              <w:end w:val="single" w:space="0" w:color="D3D3D3"/>
-            </w:tcBorders>
-          </w:tcPr>
-          <w:p>
-            <w:pPr>
-              <w:spacing w:before="0" w:after="60"/>
-              <w:keepNext/>
-              <w:jc w:val="end"/>
-            </w:pPr>
-            <w:r>
-              <w:rPr>
-                <w:rFonts w:ascii="Calibri" w:hAnsi="Calibri"/>
-                <w:sz w:val="20"/>
-              </w:rPr>
-              <w:t xml:space="default">75</w:t>
-            </w:r>
-          </w:p>
-        </w:tc>
-        <w:tc>
-          <w:tcPr>
-            <w:tcBorders>
-              <w:top w:val="single" w:space="0" w:color="D3D3D3"/>
-              <w:bottom w:val="single" w:space="0" w:color="D3D3D3"/>
-              <w:start w:val="single" w:space="0" w:color="D3D3D3"/>
-              <w:end w:val="single" w:space="0" w:color="D3D3D3"/>
-            </w:tcBorders>
-          </w:tcPr>
-          <w:p>
-            <w:pPr>
-              <w:spacing w:before="0" w:after="60"/>
-              <w:keepNext/>
-              <w:jc w:val="end"/>
-            </w:pPr>
-            <w:r>
-              <w:rPr>
-                <w:rFonts w:ascii="Calibri" w:hAnsi="Calibri"/>
-                <w:sz w:val="20"/>
-              </w:rPr>
-              <w:t xml:space="default">40</w:t>
-            </w:r>
-          </w:p>
-        </w:tc>
-        <w:tc>
-          <w:tcPr>
-            <w:tcBorders>
-              <w:top w:val="single" w:space="0" w:color="D3D3D3"/>
-              <w:bottom w:val="single" w:space="0" w:color="D3D3D3"/>
-              <w:start w:val="single" w:space="0" w:color="D3D3D3"/>
-              <w:end w:val="single" w:space="0" w:color="D3D3D3"/>
-            </w:tcBorders>
-          </w:tcPr>
-          <w:p>
-            <w:pPr>
-              <w:spacing w:before="0" w:after="60"/>
-              <w:keepNext/>
-              <w:jc w:val="end"/>
-            </w:pPr>
-            <w:r>
-              <w:rPr>
-                <w:rFonts w:ascii="Calibri" w:hAnsi="Calibri"/>
-                <w:sz w:val="20"/>
-              </w:rPr>
-              <w:t xml:space="default">52</w:t>
-            </w:r>
-          </w:p>
-        </w:tc>
-        <w:tc>
-          <w:tcPr>
-            <w:tcBorders>
-              <w:top w:val="single" w:space="0" w:color="D3D3D3"/>
-              <w:bottom w:val="single" w:space="0" w:color="D3D3D3"/>
-              <w:start w:val="single" w:space="0" w:color="D3D3D3"/>
-              <w:end w:val="single" w:space="0" w:color="D3D3D3"/>
-            </w:tcBorders>
-          </w:tcPr>
-          <w:p>
-            <w:pPr>
-              <w:spacing w:before="0" w:after="60"/>
-              <w:keepNext/>
-              <w:jc w:val="end"/>
-            </w:pPr>
-            <w:r>
-              <w:rPr>
-                <w:rFonts w:ascii="Calibri" w:hAnsi="Calibri"/>
-                <w:sz w:val="20"/>
-              </w:rPr>
-              <w:t xml:space="default">69.9</w:t>
+              <w:t xml:space="default">45</w:t>
+            </w:r>
+          </w:p>
+        </w:tc>
+        <w:tc>
+          <w:tcPr>
+            <w:tcBorders>
+              <w:top w:val="single" w:space="0" w:color="D3D3D3"/>
+              <w:bottom w:val="single" w:space="0" w:color="D3D3D3"/>
+              <w:start w:val="single" w:space="0" w:color="D3D3D3"/>
+              <w:end w:val="single" w:space="0" w:color="D3D3D3"/>
+            </w:tcBorders>
+          </w:tcPr>
+          <w:p>
+            <w:pPr>
+              <w:spacing w:before="0" w:after="60"/>
+              <w:keepNext/>
+              <w:jc w:val="end"/>
+            </w:pPr>
+            <w:r>
+              <w:rPr>
+                <w:rFonts w:ascii="Calibri" w:hAnsi="Calibri"/>
+                <w:sz w:val="20"/>
+              </w:rPr>
+              <w:t xml:space="default">60</w:t>
+            </w:r>
+          </w:p>
+        </w:tc>
+        <w:tc>
+          <w:tcPr>
+            <w:tcBorders>
+              <w:top w:val="single" w:space="0" w:color="D3D3D3"/>
+              <w:bottom w:val="single" w:space="0" w:color="D3D3D3"/>
+              <w:start w:val="single" w:space="0" w:color="D3D3D3"/>
+              <w:end w:val="single" w:space="0" w:color="D3D3D3"/>
+            </w:tcBorders>
+          </w:tcPr>
+          <w:p>
+            <w:pPr>
+              <w:spacing w:before="0" w:after="60"/>
+              <w:keepNext/>
+              <w:jc w:val="end"/>
+            </w:pPr>
+            <w:r>
+              <w:rPr>
+                <w:rFonts w:ascii="Calibri" w:hAnsi="Calibri"/>
+                <w:sz w:val="20"/>
+              </w:rPr>
+              <w:t xml:space="default">36</w:t>
+            </w:r>
+          </w:p>
+        </w:tc>
+        <w:tc>
+          <w:tcPr>
+            <w:tcBorders>
+              <w:top w:val="single" w:space="0" w:color="D3D3D3"/>
+              <w:bottom w:val="single" w:space="0" w:color="D3D3D3"/>
+              <w:start w:val="single" w:space="0" w:color="D3D3D3"/>
+              <w:end w:val="single" w:space="0" w:color="D3D3D3"/>
+            </w:tcBorders>
+          </w:tcPr>
+          <w:p>
+            <w:pPr>
+              <w:spacing w:before="0" w:after="60"/>
+              <w:keepNext/>
+              <w:jc w:val="end"/>
+            </w:pPr>
+            <w:r>
+              <w:rPr>
+                <w:rFonts w:ascii="Calibri" w:hAnsi="Calibri"/>
+                <w:sz w:val="20"/>
+              </w:rPr>
+              <w:t xml:space="default">47</w:t>
+            </w:r>
+          </w:p>
+        </w:tc>
+        <w:tc>
+          <w:tcPr>
+            <w:tcBorders>
+              <w:top w:val="single" w:space="0" w:color="D3D3D3"/>
+              <w:bottom w:val="single" w:space="0" w:color="D3D3D3"/>
+              <w:start w:val="single" w:space="0" w:color="D3D3D3"/>
+              <w:end w:val="single" w:space="0" w:color="D3D3D3"/>
+            </w:tcBorders>
+          </w:tcPr>
+          <w:p>
+            <w:pPr>
+              <w:spacing w:before="0" w:after="60"/>
+              <w:keepNext/>
+              <w:jc w:val="end"/>
+            </w:pPr>
+            <w:r>
+              <w:rPr>
+                <w:rFonts w:ascii="Calibri" w:hAnsi="Calibri"/>
+                <w:sz w:val="20"/>
+              </w:rPr>
+              <w:t xml:space="default">78.2</w:t>
             </w:r>
           </w:p>
         </w:tc>
@@ -557,103 +557,103 @@
                 <w:rFonts w:ascii="Calibri" w:hAnsi="Calibri"/>
                 <w:sz w:val="20"/>
               </w:rPr>
-              <w:t xml:space="default">50</w:t>
-            </w:r>
-          </w:p>
-        </w:tc>
-        <w:tc>
-          <w:tcPr>
-            <w:tcBorders>
-              <w:top w:val="single" w:space="0" w:color="D3D3D3"/>
-              <w:bottom w:val="single" w:space="0" w:color="D3D3D3"/>
-              <w:start w:val="single" w:space="0" w:color="D3D3D3"/>
-              <w:end w:val="single" w:space="0" w:color="D3D3D3"/>
-            </w:tcBorders>
-          </w:tcPr>
-          <w:p>
-            <w:pPr>
-              <w:spacing w:before="0" w:after="60"/>
-              <w:keepNext/>
-              <w:jc w:val="end"/>
-            </w:pPr>
-            <w:r>
-              <w:rPr>
-                <w:rFonts w:ascii="Calibri" w:hAnsi="Calibri"/>
-                <w:sz w:val="20"/>
-              </w:rPr>
-              <w:t xml:space="default">63</w:t>
-            </w:r>
-          </w:p>
-        </w:tc>
-        <w:tc>
-          <w:tcPr>
-            <w:tcBorders>
-              <w:top w:val="single" w:space="0" w:color="D3D3D3"/>
-              <w:bottom w:val="single" w:space="0" w:color="D3D3D3"/>
-              <w:start w:val="single" w:space="0" w:color="D3D3D3"/>
-              <w:end w:val="single" w:space="0" w:color="D3D3D3"/>
-            </w:tcBorders>
-          </w:tcPr>
-          <w:p>
-            <w:pPr>
-              <w:spacing w:before="0" w:after="60"/>
-              <w:keepNext/>
-              <w:jc w:val="end"/>
-            </w:pPr>
-            <w:r>
-              <w:rPr>
-                <w:rFonts w:ascii="Calibri" w:hAnsi="Calibri"/>
-                <w:sz w:val="20"/>
-              </w:rPr>
-              <w:t xml:space="default">34</w:t>
-            </w:r>
-          </w:p>
-        </w:tc>
-        <w:tc>
-          <w:tcPr>
-            <w:tcBorders>
-              <w:top w:val="single" w:space="0" w:color="D3D3D3"/>
-              <w:bottom w:val="single" w:space="0" w:color="D3D3D3"/>
-              <w:start w:val="single" w:space="0" w:color="D3D3D3"/>
-              <w:end w:val="single" w:space="0" w:color="D3D3D3"/>
-            </w:tcBorders>
-          </w:tcPr>
-          <w:p>
-            <w:pPr>
-              <w:spacing w:before="0" w:after="60"/>
-              <w:keepNext/>
-              <w:jc w:val="end"/>
-            </w:pPr>
-            <w:r>
-              <w:rPr>
-                <w:rFonts w:ascii="Calibri" w:hAnsi="Calibri"/>
-                <w:sz w:val="20"/>
-              </w:rPr>
-              <w:t xml:space="default">44</w:t>
-            </w:r>
-          </w:p>
-        </w:tc>
-        <w:tc>
-          <w:tcPr>
-            <w:tcBorders>
-              <w:top w:val="single" w:space="0" w:color="D3D3D3"/>
-              <w:bottom w:val="single" w:space="0" w:color="D3D3D3"/>
-              <w:start w:val="single" w:space="0" w:color="D3D3D3"/>
-              <w:end w:val="single" w:space="0" w:color="D3D3D3"/>
-            </w:tcBorders>
-          </w:tcPr>
-          <w:p>
-            <w:pPr>
-              <w:spacing w:before="0" w:after="60"/>
-              <w:keepNext/>
-              <w:jc w:val="end"/>
-            </w:pPr>
-            <w:r>
-              <w:rPr>
-                <w:rFonts w:ascii="Calibri" w:hAnsi="Calibri"/>
-                <w:sz w:val="20"/>
-              </w:rPr>
-              <w:t xml:space="default">69.1</w:t>
+              <w:t xml:space="default">39</w:t>
+            </w:r>
+          </w:p>
+        </w:tc>
+        <w:tc>
+          <w:tcPr>
+            <w:tcBorders>
+              <w:top w:val="single" w:space="0" w:color="D3D3D3"/>
+              <w:bottom w:val="single" w:space="0" w:color="D3D3D3"/>
+              <w:start w:val="single" w:space="0" w:color="D3D3D3"/>
+              <w:end w:val="single" w:space="0" w:color="D3D3D3"/>
+            </w:tcBorders>
+          </w:tcPr>
+          <w:p>
+            <w:pPr>
+              <w:spacing w:before="0" w:after="60"/>
+              <w:keepNext/>
+              <w:jc w:val="end"/>
+            </w:pPr>
+            <w:r>
+              <w:rPr>
+                <w:rFonts w:ascii="Calibri" w:hAnsi="Calibri"/>
+                <w:sz w:val="20"/>
+              </w:rPr>
+              <w:t xml:space="default">49</w:t>
+            </w:r>
+          </w:p>
+        </w:tc>
+        <w:tc>
+          <w:tcPr>
+            <w:tcBorders>
+              <w:top w:val="single" w:space="0" w:color="D3D3D3"/>
+              <w:bottom w:val="single" w:space="0" w:color="D3D3D3"/>
+              <w:start w:val="single" w:space="0" w:color="D3D3D3"/>
+              <w:end w:val="single" w:space="0" w:color="D3D3D3"/>
+            </w:tcBorders>
+          </w:tcPr>
+          <w:p>
+            <w:pPr>
+              <w:spacing w:before="0" w:after="60"/>
+              <w:keepNext/>
+              <w:jc w:val="end"/>
+            </w:pPr>
+            <w:r>
+              <w:rPr>
+                <w:rFonts w:ascii="Calibri" w:hAnsi="Calibri"/>
+                <w:sz w:val="20"/>
+              </w:rPr>
+              <w:t xml:space="default">30</w:t>
+            </w:r>
+          </w:p>
+        </w:tc>
+        <w:tc>
+          <w:tcPr>
+            <w:tcBorders>
+              <w:top w:val="single" w:space="0" w:color="D3D3D3"/>
+              <w:bottom w:val="single" w:space="0" w:color="D3D3D3"/>
+              <w:start w:val="single" w:space="0" w:color="D3D3D3"/>
+              <w:end w:val="single" w:space="0" w:color="D3D3D3"/>
+            </w:tcBorders>
+          </w:tcPr>
+          <w:p>
+            <w:pPr>
+              <w:spacing w:before="0" w:after="60"/>
+              <w:keepNext/>
+              <w:jc w:val="end"/>
+            </w:pPr>
+            <w:r>
+              <w:rPr>
+                <w:rFonts w:ascii="Calibri" w:hAnsi="Calibri"/>
+                <w:sz w:val="20"/>
+              </w:rPr>
+              <w:t xml:space="default">38</w:t>
+            </w:r>
+          </w:p>
+        </w:tc>
+        <w:tc>
+          <w:tcPr>
+            <w:tcBorders>
+              <w:top w:val="single" w:space="0" w:color="D3D3D3"/>
+              <w:bottom w:val="single" w:space="0" w:color="D3D3D3"/>
+              <w:start w:val="single" w:space="0" w:color="D3D3D3"/>
+              <w:end w:val="single" w:space="0" w:color="D3D3D3"/>
+            </w:tcBorders>
+          </w:tcPr>
+          <w:p>
+            <w:pPr>
+              <w:spacing w:before="0" w:after="60"/>
+              <w:keepNext/>
+              <w:jc w:val="end"/>
+            </w:pPr>
+            <w:r>
+              <w:rPr>
+                <w:rFonts w:ascii="Calibri" w:hAnsi="Calibri"/>
+                <w:sz w:val="20"/>
+              </w:rPr>
+              <w:t xml:space="default">77.3</w:t>
             </w:r>
           </w:p>
         </w:tc>
@@ -706,103 +706,103 @@
                 <w:rFonts w:ascii="Calibri" w:hAnsi="Calibri"/>
                 <w:sz w:val="20"/>
               </w:rPr>
-              <w:t xml:space="default">102</w:t>
-            </w:r>
-          </w:p>
-        </w:tc>
-        <w:tc>
-          <w:tcPr>
-            <w:tcBorders>
-              <w:top w:val="single" w:space="0" w:color="D3D3D3"/>
-              <w:bottom w:val="single" w:space="0" w:color="D3D3D3"/>
-              <w:start w:val="single" w:space="0" w:color="D3D3D3"/>
-              <w:end w:val="single" w:space="0" w:color="D3D3D3"/>
-            </w:tcBorders>
-          </w:tcPr>
-          <w:p>
-            <w:pPr>
-              <w:spacing w:before="0" w:after="60"/>
-              <w:keepNext/>
-              <w:jc w:val="end"/>
-            </w:pPr>
-            <w:r>
-              <w:rPr>
-                <w:rFonts w:ascii="Calibri" w:hAnsi="Calibri"/>
-                <w:sz w:val="20"/>
-              </w:rPr>
-              <w:t xml:space="default">134</w:t>
-            </w:r>
-          </w:p>
-        </w:tc>
-        <w:tc>
-          <w:tcPr>
-            <w:tcBorders>
-              <w:top w:val="single" w:space="0" w:color="D3D3D3"/>
-              <w:bottom w:val="single" w:space="0" w:color="D3D3D3"/>
-              <w:start w:val="single" w:space="0" w:color="D3D3D3"/>
-              <w:end w:val="single" w:space="0" w:color="D3D3D3"/>
-            </w:tcBorders>
-          </w:tcPr>
-          <w:p>
-            <w:pPr>
-              <w:spacing w:before="0" w:after="60"/>
-              <w:keepNext/>
-              <w:jc w:val="end"/>
-            </w:pPr>
-            <w:r>
-              <w:rPr>
-                <w:rFonts w:ascii="Calibri" w:hAnsi="Calibri"/>
-                <w:sz w:val="20"/>
-              </w:rPr>
-              <w:t xml:space="default">51</w:t>
-            </w:r>
-          </w:p>
-        </w:tc>
-        <w:tc>
-          <w:tcPr>
-            <w:tcBorders>
-              <w:top w:val="single" w:space="0" w:color="D3D3D3"/>
-              <w:bottom w:val="single" w:space="0" w:color="D3D3D3"/>
-              <w:start w:val="single" w:space="0" w:color="D3D3D3"/>
-              <w:end w:val="single" w:space="0" w:color="D3D3D3"/>
-            </w:tcBorders>
-          </w:tcPr>
-          <w:p>
-            <w:pPr>
-              <w:spacing w:before="0" w:after="60"/>
-              <w:keepNext/>
-              <w:jc w:val="end"/>
-            </w:pPr>
-            <w:r>
-              <w:rPr>
-                <w:rFonts w:ascii="Calibri" w:hAnsi="Calibri"/>
-                <w:sz w:val="20"/>
-              </w:rPr>
-              <w:t xml:space="default">67</w:t>
-            </w:r>
-          </w:p>
-        </w:tc>
-        <w:tc>
-          <w:tcPr>
-            <w:tcBorders>
-              <w:top w:val="single" w:space="0" w:color="D3D3D3"/>
-              <w:bottom w:val="single" w:space="0" w:color="D3D3D3"/>
-              <w:start w:val="single" w:space="0" w:color="D3D3D3"/>
-              <w:end w:val="single" w:space="0" w:color="D3D3D3"/>
-            </w:tcBorders>
-          </w:tcPr>
-          <w:p>
-            <w:pPr>
-              <w:spacing w:before="0" w:after="60"/>
-              <w:keepNext/>
-              <w:jc w:val="end"/>
-            </w:pPr>
-            <w:r>
-              <w:rPr>
-                <w:rFonts w:ascii="Calibri" w:hAnsi="Calibri"/>
-                <w:sz w:val="20"/>
-              </w:rPr>
-              <w:t xml:space="default">50.4</w:t>
+              <w:t xml:space="default">86</w:t>
+            </w:r>
+          </w:p>
+        </w:tc>
+        <w:tc>
+          <w:tcPr>
+            <w:tcBorders>
+              <w:top w:val="single" w:space="0" w:color="D3D3D3"/>
+              <w:bottom w:val="single" w:space="0" w:color="D3D3D3"/>
+              <w:start w:val="single" w:space="0" w:color="D3D3D3"/>
+              <w:end w:val="single" w:space="0" w:color="D3D3D3"/>
+            </w:tcBorders>
+          </w:tcPr>
+          <w:p>
+            <w:pPr>
+              <w:spacing w:before="0" w:after="60"/>
+              <w:keepNext/>
+              <w:jc w:val="end"/>
+            </w:pPr>
+            <w:r>
+              <w:rPr>
+                <w:rFonts w:ascii="Calibri" w:hAnsi="Calibri"/>
+                <w:sz w:val="20"/>
+              </w:rPr>
+              <w:t xml:space="default">114</w:t>
+            </w:r>
+          </w:p>
+        </w:tc>
+        <w:tc>
+          <w:tcPr>
+            <w:tcBorders>
+              <w:top w:val="single" w:space="0" w:color="D3D3D3"/>
+              <w:bottom w:val="single" w:space="0" w:color="D3D3D3"/>
+              <w:start w:val="single" w:space="0" w:color="D3D3D3"/>
+              <w:end w:val="single" w:space="0" w:color="D3D3D3"/>
+            </w:tcBorders>
+          </w:tcPr>
+          <w:p>
+            <w:pPr>
+              <w:spacing w:before="0" w:after="60"/>
+              <w:keepNext/>
+              <w:jc w:val="end"/>
+            </w:pPr>
+            <w:r>
+              <w:rPr>
+                <w:rFonts w:ascii="Calibri" w:hAnsi="Calibri"/>
+                <w:sz w:val="20"/>
+              </w:rPr>
+              <w:t xml:space="default">48</w:t>
+            </w:r>
+          </w:p>
+        </w:tc>
+        <w:tc>
+          <w:tcPr>
+            <w:tcBorders>
+              <w:top w:val="single" w:space="0" w:color="D3D3D3"/>
+              <w:bottom w:val="single" w:space="0" w:color="D3D3D3"/>
+              <w:start w:val="single" w:space="0" w:color="D3D3D3"/>
+              <w:end w:val="single" w:space="0" w:color="D3D3D3"/>
+            </w:tcBorders>
+          </w:tcPr>
+          <w:p>
+            <w:pPr>
+              <w:spacing w:before="0" w:after="60"/>
+              <w:keepNext/>
+              <w:jc w:val="end"/>
+            </w:pPr>
+            <w:r>
+              <w:rPr>
+                <w:rFonts w:ascii="Calibri" w:hAnsi="Calibri"/>
+                <w:sz w:val="20"/>
+              </w:rPr>
+              <w:t xml:space="default">64</w:t>
+            </w:r>
+          </w:p>
+        </w:tc>
+        <w:tc>
+          <w:tcPr>
+            <w:tcBorders>
+              <w:top w:val="single" w:space="0" w:color="D3D3D3"/>
+              <w:bottom w:val="single" w:space="0" w:color="D3D3D3"/>
+              <w:start w:val="single" w:space="0" w:color="D3D3D3"/>
+              <w:end w:val="single" w:space="0" w:color="D3D3D3"/>
+            </w:tcBorders>
+          </w:tcPr>
+          <w:p>
+            <w:pPr>
+              <w:spacing w:before="0" w:after="60"/>
+              <w:keepNext/>
+              <w:jc w:val="end"/>
+            </w:pPr>
+            <w:r>
+              <w:rPr>
+                <w:rFonts w:ascii="Calibri" w:hAnsi="Calibri"/>
+                <w:sz w:val="20"/>
+              </w:rPr>
+              <w:t xml:space="default">56.2</w:t>
             </w:r>
           </w:p>
         </w:tc>
@@ -855,103 +855,103 @@
                 <w:rFonts w:ascii="Calibri" w:hAnsi="Calibri"/>
                 <w:sz w:val="20"/>
               </w:rPr>
-              <w:t xml:space="default">111</w:t>
-            </w:r>
-          </w:p>
-        </w:tc>
-        <w:tc>
-          <w:tcPr>
-            <w:tcBorders>
-              <w:top w:val="single" w:space="0" w:color="D3D3D3"/>
-              <w:bottom w:val="single" w:space="0" w:color="D3D3D3"/>
-              <w:start w:val="single" w:space="0" w:color="D3D3D3"/>
-              <w:end w:val="single" w:space="0" w:color="D3D3D3"/>
-            </w:tcBorders>
-          </w:tcPr>
-          <w:p>
-            <w:pPr>
-              <w:spacing w:before="0" w:after="60"/>
-              <w:keepNext/>
-              <w:jc w:val="end"/>
-            </w:pPr>
-            <w:r>
-              <w:rPr>
-                <w:rFonts w:ascii="Calibri" w:hAnsi="Calibri"/>
-                <w:sz w:val="20"/>
-              </w:rPr>
-              <w:t xml:space="default">142</w:t>
-            </w:r>
-          </w:p>
-        </w:tc>
-        <w:tc>
-          <w:tcPr>
-            <w:tcBorders>
-              <w:top w:val="single" w:space="0" w:color="D3D3D3"/>
-              <w:bottom w:val="single" w:space="0" w:color="D3D3D3"/>
-              <w:start w:val="single" w:space="0" w:color="D3D3D3"/>
-              <w:end w:val="single" w:space="0" w:color="D3D3D3"/>
-            </w:tcBorders>
-          </w:tcPr>
-          <w:p>
-            <w:pPr>
-              <w:spacing w:before="0" w:after="60"/>
-              <w:keepNext/>
-              <w:jc w:val="end"/>
-            </w:pPr>
-            <w:r>
-              <w:rPr>
-                <w:rFonts w:ascii="Calibri" w:hAnsi="Calibri"/>
-                <w:sz w:val="20"/>
-              </w:rPr>
-              <w:t xml:space="default">54</w:t>
-            </w:r>
-          </w:p>
-        </w:tc>
-        <w:tc>
-          <w:tcPr>
-            <w:tcBorders>
-              <w:top w:val="single" w:space="0" w:color="D3D3D3"/>
-              <w:bottom w:val="single" w:space="0" w:color="D3D3D3"/>
-              <w:start w:val="single" w:space="0" w:color="D3D3D3"/>
-              <w:end w:val="single" w:space="0" w:color="D3D3D3"/>
-            </w:tcBorders>
-          </w:tcPr>
-          <w:p>
-            <w:pPr>
-              <w:spacing w:before="0" w:after="60"/>
-              <w:keepNext/>
-              <w:jc w:val="end"/>
-            </w:pPr>
-            <w:r>
-              <w:rPr>
-                <w:rFonts w:ascii="Calibri" w:hAnsi="Calibri"/>
-                <w:sz w:val="20"/>
-              </w:rPr>
-              <w:t xml:space="default">70</w:t>
-            </w:r>
-          </w:p>
-        </w:tc>
-        <w:tc>
-          <w:tcPr>
-            <w:tcBorders>
-              <w:top w:val="single" w:space="0" w:color="D3D3D3"/>
-              <w:bottom w:val="single" w:space="0" w:color="D3D3D3"/>
-              <w:start w:val="single" w:space="0" w:color="D3D3D3"/>
-              <w:end w:val="single" w:space="0" w:color="D3D3D3"/>
-            </w:tcBorders>
-          </w:tcPr>
-          <w:p>
-            <w:pPr>
-              <w:spacing w:before="0" w:after="60"/>
-              <w:keepNext/>
-              <w:jc w:val="end"/>
-            </w:pPr>
-            <w:r>
-              <w:rPr>
-                <w:rFonts w:ascii="Calibri" w:hAnsi="Calibri"/>
-                <w:sz w:val="20"/>
-              </w:rPr>
-              <w:t xml:space="default">48.9</w:t>
+              <w:t xml:space="default">98</w:t>
+            </w:r>
+          </w:p>
+        </w:tc>
+        <w:tc>
+          <w:tcPr>
+            <w:tcBorders>
+              <w:top w:val="single" w:space="0" w:color="D3D3D3"/>
+              <w:bottom w:val="single" w:space="0" w:color="D3D3D3"/>
+              <w:start w:val="single" w:space="0" w:color="D3D3D3"/>
+              <w:end w:val="single" w:space="0" w:color="D3D3D3"/>
+            </w:tcBorders>
+          </w:tcPr>
+          <w:p>
+            <w:pPr>
+              <w:spacing w:before="0" w:after="60"/>
+              <w:keepNext/>
+              <w:jc w:val="end"/>
+            </w:pPr>
+            <w:r>
+              <w:rPr>
+                <w:rFonts w:ascii="Calibri" w:hAnsi="Calibri"/>
+                <w:sz w:val="20"/>
+              </w:rPr>
+              <w:t xml:space="default">125</w:t>
+            </w:r>
+          </w:p>
+        </w:tc>
+        <w:tc>
+          <w:tcPr>
+            <w:tcBorders>
+              <w:top w:val="single" w:space="0" w:color="D3D3D3"/>
+              <w:bottom w:val="single" w:space="0" w:color="D3D3D3"/>
+              <w:start w:val="single" w:space="0" w:color="D3D3D3"/>
+              <w:end w:val="single" w:space="0" w:color="D3D3D3"/>
+            </w:tcBorders>
+          </w:tcPr>
+          <w:p>
+            <w:pPr>
+              <w:spacing w:before="0" w:after="60"/>
+              <w:keepNext/>
+              <w:jc w:val="end"/>
+            </w:pPr>
+            <w:r>
+              <w:rPr>
+                <w:rFonts w:ascii="Calibri" w:hAnsi="Calibri"/>
+                <w:sz w:val="20"/>
+              </w:rPr>
+              <w:t xml:space="default">51</w:t>
+            </w:r>
+          </w:p>
+        </w:tc>
+        <w:tc>
+          <w:tcPr>
+            <w:tcBorders>
+              <w:top w:val="single" w:space="0" w:color="D3D3D3"/>
+              <w:bottom w:val="single" w:space="0" w:color="D3D3D3"/>
+              <w:start w:val="single" w:space="0" w:color="D3D3D3"/>
+              <w:end w:val="single" w:space="0" w:color="D3D3D3"/>
+            </w:tcBorders>
+          </w:tcPr>
+          <w:p>
+            <w:pPr>
+              <w:spacing w:before="0" w:after="60"/>
+              <w:keepNext/>
+              <w:jc w:val="end"/>
+            </w:pPr>
+            <w:r>
+              <w:rPr>
+                <w:rFonts w:ascii="Calibri" w:hAnsi="Calibri"/>
+                <w:sz w:val="20"/>
+              </w:rPr>
+              <w:t xml:space="default">66</w:t>
+            </w:r>
+          </w:p>
+        </w:tc>
+        <w:tc>
+          <w:tcPr>
+            <w:tcBorders>
+              <w:top w:val="single" w:space="0" w:color="D3D3D3"/>
+              <w:bottom w:val="single" w:space="0" w:color="D3D3D3"/>
+              <w:start w:val="single" w:space="0" w:color="D3D3D3"/>
+              <w:end w:val="single" w:space="0" w:color="D3D3D3"/>
+            </w:tcBorders>
+          </w:tcPr>
+          <w:p>
+            <w:pPr>
+              <w:spacing w:before="0" w:after="60"/>
+              <w:keepNext/>
+              <w:jc w:val="end"/>
+            </w:pPr>
+            <w:r>
+              <w:rPr>
+                <w:rFonts w:ascii="Calibri" w:hAnsi="Calibri"/>
+                <w:sz w:val="20"/>
+              </w:rPr>
+              <w:t xml:space="default">52.5</w:t>
             </w:r>
           </w:p>
         </w:tc>
@@ -1004,103 +1004,103 @@
                 <w:rFonts w:ascii="Calibri" w:hAnsi="Calibri"/>
                 <w:sz w:val="20"/>
               </w:rPr>
-              <w:t xml:space="default">102</w:t>
-            </w:r>
-          </w:p>
-        </w:tc>
-        <w:tc>
-          <w:tcPr>
-            <w:tcBorders>
-              <w:top w:val="single" w:space="0" w:color="D3D3D3"/>
-              <w:bottom w:val="single" w:space="0" w:color="D3D3D3"/>
-              <w:start w:val="single" w:space="0" w:color="D3D3D3"/>
-              <w:end w:val="single" w:space="0" w:color="D3D3D3"/>
-            </w:tcBorders>
-          </w:tcPr>
-          <w:p>
-            <w:pPr>
-              <w:spacing w:before="0" w:after="60"/>
-              <w:keepNext/>
-              <w:jc w:val="end"/>
-            </w:pPr>
-            <w:r>
-              <w:rPr>
-                <w:rFonts w:ascii="Calibri" w:hAnsi="Calibri"/>
-                <w:sz w:val="20"/>
-              </w:rPr>
-              <w:t xml:space="default">130</w:t>
-            </w:r>
-          </w:p>
-        </w:tc>
-        <w:tc>
-          <w:tcPr>
-            <w:tcBorders>
-              <w:top w:val="single" w:space="0" w:color="D3D3D3"/>
-              <w:bottom w:val="single" w:space="0" w:color="D3D3D3"/>
-              <w:start w:val="single" w:space="0" w:color="D3D3D3"/>
-              <w:end w:val="single" w:space="0" w:color="D3D3D3"/>
-            </w:tcBorders>
-          </w:tcPr>
-          <w:p>
-            <w:pPr>
-              <w:spacing w:before="0" w:after="60"/>
-              <w:keepNext/>
-              <w:jc w:val="end"/>
-            </w:pPr>
-            <w:r>
-              <w:rPr>
-                <w:rFonts w:ascii="Calibri" w:hAnsi="Calibri"/>
-                <w:sz w:val="20"/>
-              </w:rPr>
-              <w:t xml:space="default">54</w:t>
-            </w:r>
-          </w:p>
-        </w:tc>
-        <w:tc>
-          <w:tcPr>
-            <w:tcBorders>
-              <w:top w:val="single" w:space="0" w:color="D3D3D3"/>
-              <w:bottom w:val="single" w:space="0" w:color="D3D3D3"/>
-              <w:start w:val="single" w:space="0" w:color="D3D3D3"/>
-              <w:end w:val="single" w:space="0" w:color="D3D3D3"/>
-            </w:tcBorders>
-          </w:tcPr>
-          <w:p>
-            <w:pPr>
-              <w:spacing w:before="0" w:after="60"/>
-              <w:keepNext/>
-              <w:jc w:val="end"/>
-            </w:pPr>
-            <w:r>
-              <w:rPr>
-                <w:rFonts w:ascii="Calibri" w:hAnsi="Calibri"/>
-                <w:sz w:val="20"/>
-              </w:rPr>
-              <w:t xml:space="default">67</w:t>
-            </w:r>
-          </w:p>
-        </w:tc>
-        <w:tc>
-          <w:tcPr>
-            <w:tcBorders>
-              <w:top w:val="single" w:space="0" w:color="D3D3D3"/>
-              <w:bottom w:val="single" w:space="0" w:color="D3D3D3"/>
-              <w:start w:val="single" w:space="0" w:color="D3D3D3"/>
-              <w:end w:val="single" w:space="0" w:color="D3D3D3"/>
-            </w:tcBorders>
-          </w:tcPr>
-          <w:p>
-            <w:pPr>
-              <w:spacing w:before="0" w:after="60"/>
-              <w:keepNext/>
-              <w:jc w:val="end"/>
-            </w:pPr>
-            <w:r>
-              <w:rPr>
-                <w:rFonts w:ascii="Calibri" w:hAnsi="Calibri"/>
-                <w:sz w:val="20"/>
-              </w:rPr>
-              <w:t xml:space="default">51.6</w:t>
+              <w:t xml:space="default">84</w:t>
+            </w:r>
+          </w:p>
+        </w:tc>
+        <w:tc>
+          <w:tcPr>
+            <w:tcBorders>
+              <w:top w:val="single" w:space="0" w:color="D3D3D3"/>
+              <w:bottom w:val="single" w:space="0" w:color="D3D3D3"/>
+              <w:start w:val="single" w:space="0" w:color="D3D3D3"/>
+              <w:end w:val="single" w:space="0" w:color="D3D3D3"/>
+            </w:tcBorders>
+          </w:tcPr>
+          <w:p>
+            <w:pPr>
+              <w:spacing w:before="0" w:after="60"/>
+              <w:keepNext/>
+              <w:jc w:val="end"/>
+            </w:pPr>
+            <w:r>
+              <w:rPr>
+                <w:rFonts w:ascii="Calibri" w:hAnsi="Calibri"/>
+                <w:sz w:val="20"/>
+              </w:rPr>
+              <w:t xml:space="default">107</w:t>
+            </w:r>
+          </w:p>
+        </w:tc>
+        <w:tc>
+          <w:tcPr>
+            <w:tcBorders>
+              <w:top w:val="single" w:space="0" w:color="D3D3D3"/>
+              <w:bottom w:val="single" w:space="0" w:color="D3D3D3"/>
+              <w:start w:val="single" w:space="0" w:color="D3D3D3"/>
+              <w:end w:val="single" w:space="0" w:color="D3D3D3"/>
+            </w:tcBorders>
+          </w:tcPr>
+          <w:p>
+            <w:pPr>
+              <w:spacing w:before="0" w:after="60"/>
+              <w:keepNext/>
+              <w:jc w:val="end"/>
+            </w:pPr>
+            <w:r>
+              <w:rPr>
+                <w:rFonts w:ascii="Calibri" w:hAnsi="Calibri"/>
+                <w:sz w:val="20"/>
+              </w:rPr>
+              <w:t xml:space="default">49</w:t>
+            </w:r>
+          </w:p>
+        </w:tc>
+        <w:tc>
+          <w:tcPr>
+            <w:tcBorders>
+              <w:top w:val="single" w:space="0" w:color="D3D3D3"/>
+              <w:bottom w:val="single" w:space="0" w:color="D3D3D3"/>
+              <w:start w:val="single" w:space="0" w:color="D3D3D3"/>
+              <w:end w:val="single" w:space="0" w:color="D3D3D3"/>
+            </w:tcBorders>
+          </w:tcPr>
+          <w:p>
+            <w:pPr>
+              <w:spacing w:before="0" w:after="60"/>
+              <w:keepNext/>
+              <w:jc w:val="end"/>
+            </w:pPr>
+            <w:r>
+              <w:rPr>
+                <w:rFonts w:ascii="Calibri" w:hAnsi="Calibri"/>
+                <w:sz w:val="20"/>
+              </w:rPr>
+              <w:t xml:space="default">61</w:t>
+            </w:r>
+          </w:p>
+        </w:tc>
+        <w:tc>
+          <w:tcPr>
+            <w:tcBorders>
+              <w:top w:val="single" w:space="0" w:color="D3D3D3"/>
+              <w:bottom w:val="single" w:space="0" w:color="D3D3D3"/>
+              <w:start w:val="single" w:space="0" w:color="D3D3D3"/>
+              <w:end w:val="single" w:space="0" w:color="D3D3D3"/>
+            </w:tcBorders>
+          </w:tcPr>
+          <w:p>
+            <w:pPr>
+              <w:spacing w:before="0" w:after="60"/>
+              <w:keepNext/>
+              <w:jc w:val="end"/>
+            </w:pPr>
+            <w:r>
+              <w:rPr>
+                <w:rFonts w:ascii="Calibri" w:hAnsi="Calibri"/>
+                <w:sz w:val="20"/>
+              </w:rPr>
+              <w:t xml:space="default">56.7</w:t>
             </w:r>
           </w:p>
         </w:tc>
@@ -1153,103 +1153,103 @@
                 <w:rFonts w:ascii="Calibri" w:hAnsi="Calibri"/>
                 <w:sz w:val="20"/>
               </w:rPr>
-              <w:t xml:space="default">89</w:t>
-            </w:r>
-          </w:p>
-        </w:tc>
-        <w:tc>
-          <w:tcPr>
-            <w:tcBorders>
-              <w:top w:val="single" w:space="0" w:color="D3D3D3"/>
-              <w:bottom w:val="single" w:space="0" w:color="D3D3D3"/>
-              <w:start w:val="single" w:space="0" w:color="D3D3D3"/>
-              <w:end w:val="single" w:space="0" w:color="D3D3D3"/>
-            </w:tcBorders>
-          </w:tcPr>
-          <w:p>
-            <w:pPr>
-              <w:spacing w:before="0" w:after="60"/>
-              <w:keepNext/>
-              <w:jc w:val="end"/>
-            </w:pPr>
-            <w:r>
-              <w:rPr>
-                <w:rFonts w:ascii="Calibri" w:hAnsi="Calibri"/>
-                <w:sz w:val="20"/>
-              </w:rPr>
-              <w:t xml:space="default">118</w:t>
-            </w:r>
-          </w:p>
-        </w:tc>
-        <w:tc>
-          <w:tcPr>
-            <w:tcBorders>
-              <w:top w:val="single" w:space="0" w:color="D3D3D3"/>
-              <w:bottom w:val="single" w:space="0" w:color="D3D3D3"/>
-              <w:start w:val="single" w:space="0" w:color="D3D3D3"/>
-              <w:end w:val="single" w:space="0" w:color="D3D3D3"/>
-            </w:tcBorders>
-          </w:tcPr>
-          <w:p>
-            <w:pPr>
-              <w:spacing w:before="0" w:after="60"/>
-              <w:keepNext/>
-              <w:jc w:val="end"/>
-            </w:pPr>
-            <w:r>
-              <w:rPr>
-                <w:rFonts w:ascii="Calibri" w:hAnsi="Calibri"/>
-                <w:sz w:val="20"/>
-              </w:rPr>
-              <w:t xml:space="default">53</w:t>
-            </w:r>
-          </w:p>
-        </w:tc>
-        <w:tc>
-          <w:tcPr>
-            <w:tcBorders>
-              <w:top w:val="single" w:space="0" w:color="D3D3D3"/>
-              <w:bottom w:val="single" w:space="0" w:color="D3D3D3"/>
-              <w:start w:val="single" w:space="0" w:color="D3D3D3"/>
-              <w:end w:val="single" w:space="0" w:color="D3D3D3"/>
-            </w:tcBorders>
-          </w:tcPr>
-          <w:p>
-            <w:pPr>
-              <w:spacing w:before="0" w:after="60"/>
-              <w:keepNext/>
-              <w:jc w:val="end"/>
-            </w:pPr>
-            <w:r>
-              <w:rPr>
-                <w:rFonts w:ascii="Calibri" w:hAnsi="Calibri"/>
-                <w:sz w:val="20"/>
-              </w:rPr>
-              <w:t xml:space="default">72</w:t>
-            </w:r>
-          </w:p>
-        </w:tc>
-        <w:tc>
-          <w:tcPr>
-            <w:tcBorders>
-              <w:top w:val="single" w:space="0" w:color="D3D3D3"/>
-              <w:bottom w:val="single" w:space="0" w:color="D3D3D3"/>
-              <w:start w:val="single" w:space="0" w:color="D3D3D3"/>
-              <w:end w:val="single" w:space="0" w:color="D3D3D3"/>
-            </w:tcBorders>
-          </w:tcPr>
-          <w:p>
-            <w:pPr>
-              <w:spacing w:before="0" w:after="60"/>
-              <w:keepNext/>
-              <w:jc w:val="end"/>
-            </w:pPr>
-            <w:r>
-              <w:rPr>
-                <w:rFonts w:ascii="Calibri" w:hAnsi="Calibri"/>
-                <w:sz w:val="20"/>
-              </w:rPr>
-              <w:t xml:space="default">61.4</w:t>
+              <w:t xml:space="default">82</w:t>
+            </w:r>
+          </w:p>
+        </w:tc>
+        <w:tc>
+          <w:tcPr>
+            <w:tcBorders>
+              <w:top w:val="single" w:space="0" w:color="D3D3D3"/>
+              <w:bottom w:val="single" w:space="0" w:color="D3D3D3"/>
+              <w:start w:val="single" w:space="0" w:color="D3D3D3"/>
+              <w:end w:val="single" w:space="0" w:color="D3D3D3"/>
+            </w:tcBorders>
+          </w:tcPr>
+          <w:p>
+            <w:pPr>
+              <w:spacing w:before="0" w:after="60"/>
+              <w:keepNext/>
+              <w:jc w:val="end"/>
+            </w:pPr>
+            <w:r>
+              <w:rPr>
+                <w:rFonts w:ascii="Calibri" w:hAnsi="Calibri"/>
+                <w:sz w:val="20"/>
+              </w:rPr>
+              <w:t xml:space="default">109</w:t>
+            </w:r>
+          </w:p>
+        </w:tc>
+        <w:tc>
+          <w:tcPr>
+            <w:tcBorders>
+              <w:top w:val="single" w:space="0" w:color="D3D3D3"/>
+              <w:bottom w:val="single" w:space="0" w:color="D3D3D3"/>
+              <w:start w:val="single" w:space="0" w:color="D3D3D3"/>
+              <w:end w:val="single" w:space="0" w:color="D3D3D3"/>
+            </w:tcBorders>
+          </w:tcPr>
+          <w:p>
+            <w:pPr>
+              <w:spacing w:before="0" w:after="60"/>
+              <w:keepNext/>
+              <w:jc w:val="end"/>
+            </w:pPr>
+            <w:r>
+              <w:rPr>
+                <w:rFonts w:ascii="Calibri" w:hAnsi="Calibri"/>
+                <w:sz w:val="20"/>
+              </w:rPr>
+              <w:t xml:space="default">48</w:t>
+            </w:r>
+          </w:p>
+        </w:tc>
+        <w:tc>
+          <w:tcPr>
+            <w:tcBorders>
+              <w:top w:val="single" w:space="0" w:color="D3D3D3"/>
+              <w:bottom w:val="single" w:space="0" w:color="D3D3D3"/>
+              <w:start w:val="single" w:space="0" w:color="D3D3D3"/>
+              <w:end w:val="single" w:space="0" w:color="D3D3D3"/>
+            </w:tcBorders>
+          </w:tcPr>
+          <w:p>
+            <w:pPr>
+              <w:spacing w:before="0" w:after="60"/>
+              <w:keepNext/>
+              <w:jc w:val="end"/>
+            </w:pPr>
+            <w:r>
+              <w:rPr>
+                <w:rFonts w:ascii="Calibri" w:hAnsi="Calibri"/>
+                <w:sz w:val="20"/>
+              </w:rPr>
+              <w:t xml:space="default">66</w:t>
+            </w:r>
+          </w:p>
+        </w:tc>
+        <w:tc>
+          <w:tcPr>
+            <w:tcBorders>
+              <w:top w:val="single" w:space="0" w:color="D3D3D3"/>
+              <w:bottom w:val="single" w:space="0" w:color="D3D3D3"/>
+              <w:start w:val="single" w:space="0" w:color="D3D3D3"/>
+              <w:end w:val="single" w:space="0" w:color="D3D3D3"/>
+            </w:tcBorders>
+          </w:tcPr>
+          <w:p>
+            <w:pPr>
+              <w:spacing w:before="0" w:after="60"/>
+              <w:keepNext/>
+              <w:jc w:val="end"/>
+            </w:pPr>
+            <w:r>
+              <w:rPr>
+                <w:rFonts w:ascii="Calibri" w:hAnsi="Calibri"/>
+                <w:sz w:val="20"/>
+              </w:rPr>
+              <w:t xml:space="default">60.6</w:t>
             </w:r>
           </w:p>
         </w:tc>
@@ -1302,103 +1302,103 @@
                 <w:rFonts w:ascii="Calibri" w:hAnsi="Calibri"/>
                 <w:sz w:val="20"/>
               </w:rPr>
-              <w:t xml:space="default">58</w:t>
-            </w:r>
-          </w:p>
-        </w:tc>
-        <w:tc>
-          <w:tcPr>
-            <w:tcBorders>
-              <w:top w:val="single" w:space="0" w:color="D3D3D3"/>
-              <w:bottom w:val="single" w:space="0" w:color="D3D3D3"/>
-              <w:start w:val="single" w:space="0" w:color="D3D3D3"/>
-              <w:end w:val="single" w:space="0" w:color="D3D3D3"/>
-            </w:tcBorders>
-          </w:tcPr>
-          <w:p>
-            <w:pPr>
-              <w:spacing w:before="0" w:after="60"/>
-              <w:keepNext/>
-              <w:jc w:val="end"/>
-            </w:pPr>
-            <w:r>
-              <w:rPr>
-                <w:rFonts w:ascii="Calibri" w:hAnsi="Calibri"/>
-                <w:sz w:val="20"/>
-              </w:rPr>
-              <w:t xml:space="default">97</w:t>
-            </w:r>
-          </w:p>
-        </w:tc>
-        <w:tc>
-          <w:tcPr>
-            <w:tcBorders>
-              <w:top w:val="single" w:space="0" w:color="D3D3D3"/>
-              <w:bottom w:val="single" w:space="0" w:color="D3D3D3"/>
-              <w:start w:val="single" w:space="0" w:color="D3D3D3"/>
-              <w:end w:val="single" w:space="0" w:color="D3D3D3"/>
-            </w:tcBorders>
-          </w:tcPr>
-          <w:p>
-            <w:pPr>
-              <w:spacing w:before="0" w:after="60"/>
-              <w:keepNext/>
-              <w:jc w:val="end"/>
-            </w:pPr>
-            <w:r>
-              <w:rPr>
-                <w:rFonts w:ascii="Calibri" w:hAnsi="Calibri"/>
-                <w:sz w:val="20"/>
-              </w:rPr>
-              <w:t xml:space="default">35</w:t>
-            </w:r>
-          </w:p>
-        </w:tc>
-        <w:tc>
-          <w:tcPr>
-            <w:tcBorders>
-              <w:top w:val="single" w:space="0" w:color="D3D3D3"/>
-              <w:bottom w:val="single" w:space="0" w:color="D3D3D3"/>
-              <w:start w:val="single" w:space="0" w:color="D3D3D3"/>
-              <w:end w:val="single" w:space="0" w:color="D3D3D3"/>
-            </w:tcBorders>
-          </w:tcPr>
-          <w:p>
-            <w:pPr>
-              <w:spacing w:before="0" w:after="60"/>
-              <w:keepNext/>
-              <w:jc w:val="end"/>
-            </w:pPr>
-            <w:r>
-              <w:rPr>
-                <w:rFonts w:ascii="Calibri" w:hAnsi="Calibri"/>
-                <w:sz w:val="20"/>
-              </w:rPr>
-              <w:t xml:space="default">60</w:t>
-            </w:r>
-          </w:p>
-        </w:tc>
-        <w:tc>
-          <w:tcPr>
-            <w:tcBorders>
-              <w:top w:val="single" w:space="0" w:color="D3D3D3"/>
-              <w:bottom w:val="single" w:space="0" w:color="D3D3D3"/>
-              <w:start w:val="single" w:space="0" w:color="D3D3D3"/>
-              <w:end w:val="single" w:space="0" w:color="D3D3D3"/>
-            </w:tcBorders>
-          </w:tcPr>
-          <w:p>
-            <w:pPr>
-              <w:spacing w:before="0" w:after="60"/>
-              <w:keepNext/>
-              <w:jc w:val="end"/>
-            </w:pPr>
-            <w:r>
-              <w:rPr>
-                <w:rFonts w:ascii="Calibri" w:hAnsi="Calibri"/>
-                <w:sz w:val="20"/>
-              </w:rPr>
-              <w:t xml:space="default">61.5</w:t>
+              <w:t xml:space="default">50</w:t>
+            </w:r>
+          </w:p>
+        </w:tc>
+        <w:tc>
+          <w:tcPr>
+            <w:tcBorders>
+              <w:top w:val="single" w:space="0" w:color="D3D3D3"/>
+              <w:bottom w:val="single" w:space="0" w:color="D3D3D3"/>
+              <w:start w:val="single" w:space="0" w:color="D3D3D3"/>
+              <w:end w:val="single" w:space="0" w:color="D3D3D3"/>
+            </w:tcBorders>
+          </w:tcPr>
+          <w:p>
+            <w:pPr>
+              <w:spacing w:before="0" w:after="60"/>
+              <w:keepNext/>
+              <w:jc w:val="end"/>
+            </w:pPr>
+            <w:r>
+              <w:rPr>
+                <w:rFonts w:ascii="Calibri" w:hAnsi="Calibri"/>
+                <w:sz w:val="20"/>
+              </w:rPr>
+              <w:t xml:space="default">83</w:t>
+            </w:r>
+          </w:p>
+        </w:tc>
+        <w:tc>
+          <w:tcPr>
+            <w:tcBorders>
+              <w:top w:val="single" w:space="0" w:color="D3D3D3"/>
+              <w:bottom w:val="single" w:space="0" w:color="D3D3D3"/>
+              <w:start w:val="single" w:space="0" w:color="D3D3D3"/>
+              <w:end w:val="single" w:space="0" w:color="D3D3D3"/>
+            </w:tcBorders>
+          </w:tcPr>
+          <w:p>
+            <w:pPr>
+              <w:spacing w:before="0" w:after="60"/>
+              <w:keepNext/>
+              <w:jc w:val="end"/>
+            </w:pPr>
+            <w:r>
+              <w:rPr>
+                <w:rFonts w:ascii="Calibri" w:hAnsi="Calibri"/>
+                <w:sz w:val="20"/>
+              </w:rPr>
+              <w:t xml:space="default">29</w:t>
+            </w:r>
+          </w:p>
+        </w:tc>
+        <w:tc>
+          <w:tcPr>
+            <w:tcBorders>
+              <w:top w:val="single" w:space="0" w:color="D3D3D3"/>
+              <w:bottom w:val="single" w:space="0" w:color="D3D3D3"/>
+              <w:start w:val="single" w:space="0" w:color="D3D3D3"/>
+              <w:end w:val="single" w:space="0" w:color="D3D3D3"/>
+            </w:tcBorders>
+          </w:tcPr>
+          <w:p>
+            <w:pPr>
+              <w:spacing w:before="0" w:after="60"/>
+              <w:keepNext/>
+              <w:jc w:val="end"/>
+            </w:pPr>
+            <w:r>
+              <w:rPr>
+                <w:rFonts w:ascii="Calibri" w:hAnsi="Calibri"/>
+                <w:sz w:val="20"/>
+              </w:rPr>
+              <w:t xml:space="default">52</w:t>
+            </w:r>
+          </w:p>
+        </w:tc>
+        <w:tc>
+          <w:tcPr>
+            <w:tcBorders>
+              <w:top w:val="single" w:space="0" w:color="D3D3D3"/>
+              <w:bottom w:val="single" w:space="0" w:color="D3D3D3"/>
+              <w:start w:val="single" w:space="0" w:color="D3D3D3"/>
+              <w:end w:val="single" w:space="0" w:color="D3D3D3"/>
+            </w:tcBorders>
+          </w:tcPr>
+          <w:p>
+            <w:pPr>
+              <w:spacing w:before="0" w:after="60"/>
+              <w:keepNext/>
+              <w:jc w:val="end"/>
+            </w:pPr>
+            <w:r>
+              <w:rPr>
+                <w:rFonts w:ascii="Calibri" w:hAnsi="Calibri"/>
+                <w:sz w:val="20"/>
+              </w:rPr>
+              <w:t xml:space="default">63.1</w:t>
             </w:r>
           </w:p>
         </w:tc>
@@ -1421,7 +1421,7 @@
                 <w:rFonts w:ascii="Calibri" w:hAnsi="Calibri"/>
                 <w:sz w:val="20"/>
               </w:rPr>
-              <w:t xml:space="preserve">HCUP NASS 2016–2023. Weighted estimates use DISCWT discharge weight. Repair rate = Weighted repair / Weighted total injury x 100. Chi-square test for difference in repair rates across years: p = 0.012.</w:t>
+              <w:t xml:space="preserve">HCUP NASS 2016–2023. Weighted estimates use DISCWT discharge weight. Repair rate = Weighted repair / Weighted total injury x 100. Chi-square test for difference in repair rates across years: p = 0.016.</w:t>
             </w:r>
           </w:p>
         </w:tc>

--- a/Word Tables/Table4_Repair_Rates_by_Year.docx
+++ b/Word Tables/Table4_Repair_Rates_by_Year.docx
@@ -408,31 +408,31 @@
                 <w:rFonts w:ascii="Calibri" w:hAnsi="Calibri"/>
                 <w:sz w:val="20"/>
               </w:rPr>
-              <w:t xml:space="default">45</w:t>
-            </w:r>
-          </w:p>
-        </w:tc>
-        <w:tc>
-          <w:tcPr>
-            <w:tcBorders>
-              <w:top w:val="single" w:space="0" w:color="D3D3D3"/>
-              <w:bottom w:val="single" w:space="0" w:color="D3D3D3"/>
-              <w:start w:val="single" w:space="0" w:color="D3D3D3"/>
-              <w:end w:val="single" w:space="0" w:color="D3D3D3"/>
-            </w:tcBorders>
-          </w:tcPr>
-          <w:p>
-            <w:pPr>
-              <w:spacing w:before="0" w:after="60"/>
-              <w:keepNext/>
-              <w:jc w:val="end"/>
-            </w:pPr>
-            <w:r>
-              <w:rPr>
-                <w:rFonts w:ascii="Calibri" w:hAnsi="Calibri"/>
-                <w:sz w:val="20"/>
-              </w:rPr>
-              <w:t xml:space="default">60</w:t>
+              <w:t xml:space="default">44</w:t>
+            </w:r>
+          </w:p>
+        </w:tc>
+        <w:tc>
+          <w:tcPr>
+            <w:tcBorders>
+              <w:top w:val="single" w:space="0" w:color="D3D3D3"/>
+              <w:bottom w:val="single" w:space="0" w:color="D3D3D3"/>
+              <w:start w:val="single" w:space="0" w:color="D3D3D3"/>
+              <w:end w:val="single" w:space="0" w:color="D3D3D3"/>
+            </w:tcBorders>
+          </w:tcPr>
+          <w:p>
+            <w:pPr>
+              <w:spacing w:before="0" w:after="60"/>
+              <w:keepNext/>
+              <w:jc w:val="end"/>
+            </w:pPr>
+            <w:r>
+              <w:rPr>
+                <w:rFonts w:ascii="Calibri" w:hAnsi="Calibri"/>
+                <w:sz w:val="20"/>
+              </w:rPr>
+              <w:t xml:space="default">58</w:t>
             </w:r>
           </w:p>
         </w:tc>
@@ -504,7 +504,7 @@
                 <w:rFonts w:ascii="Calibri" w:hAnsi="Calibri"/>
                 <w:sz w:val="20"/>
               </w:rPr>
-              <w:t xml:space="default">78.2</w:t>
+              <w:t xml:space="default">80.3</w:t>
             </w:r>
           </w:p>
         </w:tc>
@@ -1302,103 +1302,103 @@
                 <w:rFonts w:ascii="Calibri" w:hAnsi="Calibri"/>
                 <w:sz w:val="20"/>
               </w:rPr>
-              <w:t xml:space="default">50</w:t>
-            </w:r>
-          </w:p>
-        </w:tc>
-        <w:tc>
-          <w:tcPr>
-            <w:tcBorders>
-              <w:top w:val="single" w:space="0" w:color="D3D3D3"/>
-              <w:bottom w:val="single" w:space="0" w:color="D3D3D3"/>
-              <w:start w:val="single" w:space="0" w:color="D3D3D3"/>
-              <w:end w:val="single" w:space="0" w:color="D3D3D3"/>
-            </w:tcBorders>
-          </w:tcPr>
-          <w:p>
-            <w:pPr>
-              <w:spacing w:before="0" w:after="60"/>
-              <w:keepNext/>
-              <w:jc w:val="end"/>
-            </w:pPr>
-            <w:r>
-              <w:rPr>
-                <w:rFonts w:ascii="Calibri" w:hAnsi="Calibri"/>
-                <w:sz w:val="20"/>
-              </w:rPr>
-              <w:t xml:space="default">83</w:t>
-            </w:r>
-          </w:p>
-        </w:tc>
-        <w:tc>
-          <w:tcPr>
-            <w:tcBorders>
-              <w:top w:val="single" w:space="0" w:color="D3D3D3"/>
-              <w:bottom w:val="single" w:space="0" w:color="D3D3D3"/>
-              <w:start w:val="single" w:space="0" w:color="D3D3D3"/>
-              <w:end w:val="single" w:space="0" w:color="D3D3D3"/>
-            </w:tcBorders>
-          </w:tcPr>
-          <w:p>
-            <w:pPr>
-              <w:spacing w:before="0" w:after="60"/>
-              <w:keepNext/>
-              <w:jc w:val="end"/>
-            </w:pPr>
-            <w:r>
-              <w:rPr>
-                <w:rFonts w:ascii="Calibri" w:hAnsi="Calibri"/>
-                <w:sz w:val="20"/>
-              </w:rPr>
-              <w:t xml:space="default">29</w:t>
-            </w:r>
-          </w:p>
-        </w:tc>
-        <w:tc>
-          <w:tcPr>
-            <w:tcBorders>
-              <w:top w:val="single" w:space="0" w:color="D3D3D3"/>
-              <w:bottom w:val="single" w:space="0" w:color="D3D3D3"/>
-              <w:start w:val="single" w:space="0" w:color="D3D3D3"/>
-              <w:end w:val="single" w:space="0" w:color="D3D3D3"/>
-            </w:tcBorders>
-          </w:tcPr>
-          <w:p>
-            <w:pPr>
-              <w:spacing w:before="0" w:after="60"/>
-              <w:keepNext/>
-              <w:jc w:val="end"/>
-            </w:pPr>
-            <w:r>
-              <w:rPr>
-                <w:rFonts w:ascii="Calibri" w:hAnsi="Calibri"/>
-                <w:sz w:val="20"/>
-              </w:rPr>
-              <w:t xml:space="default">52</w:t>
-            </w:r>
-          </w:p>
-        </w:tc>
-        <w:tc>
-          <w:tcPr>
-            <w:tcBorders>
-              <w:top w:val="single" w:space="0" w:color="D3D3D3"/>
-              <w:bottom w:val="single" w:space="0" w:color="D3D3D3"/>
-              <w:start w:val="single" w:space="0" w:color="D3D3D3"/>
-              <w:end w:val="single" w:space="0" w:color="D3D3D3"/>
-            </w:tcBorders>
-          </w:tcPr>
-          <w:p>
-            <w:pPr>
-              <w:spacing w:before="0" w:after="60"/>
-              <w:keepNext/>
-              <w:jc w:val="end"/>
-            </w:pPr>
-            <w:r>
-              <w:rPr>
-                <w:rFonts w:ascii="Calibri" w:hAnsi="Calibri"/>
-                <w:sz w:val="20"/>
-              </w:rPr>
-              <w:t xml:space="default">63.1</w:t>
+              <w:t xml:space="default">49</w:t>
+            </w:r>
+          </w:p>
+        </w:tc>
+        <w:tc>
+          <w:tcPr>
+            <w:tcBorders>
+              <w:top w:val="single" w:space="0" w:color="D3D3D3"/>
+              <w:bottom w:val="single" w:space="0" w:color="D3D3D3"/>
+              <w:start w:val="single" w:space="0" w:color="D3D3D3"/>
+              <w:end w:val="single" w:space="0" w:color="D3D3D3"/>
+            </w:tcBorders>
+          </w:tcPr>
+          <w:p>
+            <w:pPr>
+              <w:spacing w:before="0" w:after="60"/>
+              <w:keepNext/>
+              <w:jc w:val="end"/>
+            </w:pPr>
+            <w:r>
+              <w:rPr>
+                <w:rFonts w:ascii="Calibri" w:hAnsi="Calibri"/>
+                <w:sz w:val="20"/>
+              </w:rPr>
+              <w:t xml:space="default">77</w:t>
+            </w:r>
+          </w:p>
+        </w:tc>
+        <w:tc>
+          <w:tcPr>
+            <w:tcBorders>
+              <w:top w:val="single" w:space="0" w:color="D3D3D3"/>
+              <w:bottom w:val="single" w:space="0" w:color="D3D3D3"/>
+              <w:start w:val="single" w:space="0" w:color="D3D3D3"/>
+              <w:end w:val="single" w:space="0" w:color="D3D3D3"/>
+            </w:tcBorders>
+          </w:tcPr>
+          <w:p>
+            <w:pPr>
+              <w:spacing w:before="0" w:after="60"/>
+              <w:keepNext/>
+              <w:jc w:val="end"/>
+            </w:pPr>
+            <w:r>
+              <w:rPr>
+                <w:rFonts w:ascii="Calibri" w:hAnsi="Calibri"/>
+                <w:sz w:val="20"/>
+              </w:rPr>
+              <w:t xml:space="default">28</w:t>
+            </w:r>
+          </w:p>
+        </w:tc>
+        <w:tc>
+          <w:tcPr>
+            <w:tcBorders>
+              <w:top w:val="single" w:space="0" w:color="D3D3D3"/>
+              <w:bottom w:val="single" w:space="0" w:color="D3D3D3"/>
+              <w:start w:val="single" w:space="0" w:color="D3D3D3"/>
+              <w:end w:val="single" w:space="0" w:color="D3D3D3"/>
+            </w:tcBorders>
+          </w:tcPr>
+          <w:p>
+            <w:pPr>
+              <w:spacing w:before="0" w:after="60"/>
+              <w:keepNext/>
+              <w:jc w:val="end"/>
+            </w:pPr>
+            <w:r>
+              <w:rPr>
+                <w:rFonts w:ascii="Calibri" w:hAnsi="Calibri"/>
+                <w:sz w:val="20"/>
+              </w:rPr>
+              <w:t xml:space="default">47</w:t>
+            </w:r>
+          </w:p>
+        </w:tc>
+        <w:tc>
+          <w:tcPr>
+            <w:tcBorders>
+              <w:top w:val="single" w:space="0" w:color="D3D3D3"/>
+              <w:bottom w:val="single" w:space="0" w:color="D3D3D3"/>
+              <w:start w:val="single" w:space="0" w:color="D3D3D3"/>
+              <w:end w:val="single" w:space="0" w:color="D3D3D3"/>
+            </w:tcBorders>
+          </w:tcPr>
+          <w:p>
+            <w:pPr>
+              <w:spacing w:before="0" w:after="60"/>
+              <w:keepNext/>
+              <w:jc w:val="end"/>
+            </w:pPr>
+            <w:r>
+              <w:rPr>
+                <w:rFonts w:ascii="Calibri" w:hAnsi="Calibri"/>
+                <w:sz w:val="20"/>
+              </w:rPr>
+              <w:t xml:space="default">60.4</w:t>
             </w:r>
           </w:p>
         </w:tc>
@@ -1421,7 +1421,7 @@
                 <w:rFonts w:ascii="Calibri" w:hAnsi="Calibri"/>
                 <w:sz w:val="20"/>
               </w:rPr>
-              <w:t xml:space="preserve">HCUP NASS 2016–2023. Weighted estimates use DISCWT discharge weight. Repair rate = Weighted repair / Weighted total injury x 100. Chi-square test for difference in repair rates across years: p = 0.016.</w:t>
+              <w:t xml:space="preserve">HCUP NASS 2016–2023. Weighted estimates use DISCWT discharge weight. Repair rate = Weighted repair / Weighted total injury x 100. Chi-square test for difference in repair rates across years: p = 0.009. The apparent decline in repair rate between 2016–2018 and 2019–2023 likely reflects increasing completeness of ICD-10-CM injury coding rather than a true change in surgical practice. ICD-10-CM was implemented October 2015; the 2019–2023 estimates provide the most reliable contemporary repair rate.</w:t>
             </w:r>
           </w:p>
         </w:tc>
